--- a/UI_Enterprise_Transformation/DRP.docx
+++ b/UI_Enterprise_Transformation/DRP.docx
@@ -35,6 +35,17 @@
         <w:rPr>
           <w:rFonts w:ascii="Aptos" w:hAnsi="Aptos" w:cs="Aptos"/>
           <w:sz w:val="24"/>
+        </w:rPr>
+      </w:r>
+      <w:r>
+        <w:rPr>
+          <w:rFonts w:ascii="Aptos" w:hAnsi="Aptos" w:eastAsia="Aptos" w:cs="Aptos"/>
+          <w:b/>
+          <w:bCs/>
+          <w:color w:val="000000"/>
+          <w:sz w:val="24"/>
+          <w:szCs w:val="24"/>
+          <w:highlight w:val="none"/>
         </w:rPr>
       </w:r>
     </w:p>
@@ -74,11 +85,9 @@
       </w:r>
       <w:r>
         <w:rPr>
-          <w:rFonts w:ascii="Aptos" w:hAnsi="Aptos" w:eastAsia="Aptos" w:cs="Aptos"/>
-          <w:b/>
-          <w:color w:val="000000"/>
+          <w:rFonts w:ascii="Aptos" w:hAnsi="Aptos" w:cs="Aptos"/>
           <w:sz w:val="24"/>
-          <w:highlight w:val="none"/>
+          <w:szCs w:val="24"/>
         </w:rPr>
       </w:r>
     </w:p>
@@ -110,10 +119,15 @@
           <w:rFonts w:ascii="Aptos" w:hAnsi="Aptos" w:eastAsia="Aptos" w:cs="Aptos"/>
         </w:rPr>
       </w:r>
+      <w:r>
+        <w:rPr>
+          <w:rFonts w:ascii="Aptos" w:hAnsi="Aptos" w:cs="Aptos"/>
+        </w:rPr>
+      </w:r>
     </w:p>
     <w:p>
       <w:pPr>
-        <w:pStyle w:val="668"/>
+        <w:pStyle w:val="898"/>
         <w:numPr>
           <w:ilvl w:val="0"/>
           <w:numId w:val="4"/>
@@ -143,10 +157,15 @@
           <w:rFonts w:ascii="Aptos" w:hAnsi="Aptos" w:eastAsia="Aptos" w:cs="Aptos"/>
         </w:rPr>
       </w:r>
+      <w:r>
+        <w:rPr>
+          <w:rFonts w:ascii="Aptos" w:hAnsi="Aptos" w:cs="Aptos"/>
+        </w:rPr>
+      </w:r>
     </w:p>
     <w:p>
       <w:pPr>
-        <w:pStyle w:val="668"/>
+        <w:pStyle w:val="898"/>
         <w:numPr>
           <w:ilvl w:val="0"/>
           <w:numId w:val="4"/>
@@ -175,6 +194,11 @@
         <w:rPr>
           <w:rFonts w:ascii="Aptos" w:hAnsi="Aptos" w:cs="Aptos"/>
           <w:sz w:val="24"/>
+        </w:rPr>
+      </w:r>
+      <w:r>
+        <w:rPr>
+          <w:rFonts w:ascii="Aptos" w:hAnsi="Aptos" w:cs="Aptos"/>
         </w:rPr>
       </w:r>
     </w:p>
@@ -212,10 +236,9 @@
       </w:r>
       <w:r>
         <w:rPr>
-          <w:rFonts w:ascii="Aptos" w:hAnsi="Aptos" w:eastAsia="Aptos" w:cs="Aptos"/>
-          <w:color w:val="000000"/>
+          <w:rFonts w:ascii="Aptos" w:hAnsi="Aptos" w:cs="Aptos"/>
           <w:sz w:val="24"/>
-          <w:highlight w:val="none"/>
+          <w:szCs w:val="24"/>
         </w:rPr>
       </w:r>
     </w:p>
@@ -247,10 +270,15 @@
           <w:rFonts w:ascii="Aptos" w:hAnsi="Aptos" w:eastAsia="Aptos" w:cs="Aptos"/>
         </w:rPr>
       </w:r>
+      <w:r>
+        <w:rPr>
+          <w:rFonts w:ascii="Aptos" w:hAnsi="Aptos" w:cs="Aptos"/>
+        </w:rPr>
+      </w:r>
     </w:p>
     <w:p>
       <w:pPr>
-        <w:pStyle w:val="668"/>
+        <w:pStyle w:val="898"/>
         <w:numPr>
           <w:ilvl w:val="0"/>
           <w:numId w:val="4"/>
@@ -273,17 +301,22 @@
           <w:color w:val="000000"/>
           <w:sz w:val="24"/>
         </w:rPr>
-        <w:t xml:space="preserve">The Bug Response runbook is triggered manually by support triage or automatically via the crash/anomaly monitoring analytics available from the Google developer console.</w:t>
+        <w:t xml:space="preserve">The Bug Response runbook will be manually triggered by the support triage or automatically triggered by the crash/anomaly monitoring analytics available from the Google developer console.</w:t>
       </w:r>
       <w:r>
         <w:rPr>
           <w:rFonts w:ascii="Aptos" w:hAnsi="Aptos" w:eastAsia="Aptos" w:cs="Aptos"/>
         </w:rPr>
       </w:r>
+      <w:r>
+        <w:rPr>
+          <w:rFonts w:ascii="Aptos" w:hAnsi="Aptos" w:cs="Aptos"/>
+        </w:rPr>
+      </w:r>
     </w:p>
     <w:p>
       <w:pPr>
-        <w:pStyle w:val="668"/>
+        <w:pStyle w:val="898"/>
         <w:numPr>
           <w:ilvl w:val="0"/>
           <w:numId w:val="4"/>
@@ -306,12 +339,17 @@
           <w:color w:val="000000"/>
           <w:sz w:val="24"/>
         </w:rPr>
-        <w:t xml:space="preserve">The DR team is notified via Microsoft Teams that a time zone-related incident is active, and which OS version/device models are affected is relayed from the crash analytics.</w:t>
+        <w:t xml:space="preserve">The DR team is notified through Microsoft Teams that a time zone-related incident is happening, and all OS version/device models affected are relayed from the crash analytics.</w:t>
       </w:r>
       <w:r>
         <w:rPr>
           <w:rFonts w:ascii="Aptos" w:hAnsi="Aptos" w:cs="Aptos"/>
           <w:sz w:val="24"/>
+        </w:rPr>
+      </w:r>
+      <w:r>
+        <w:rPr>
+          <w:rFonts w:ascii="Aptos" w:hAnsi="Aptos" w:cs="Aptos"/>
         </w:rPr>
       </w:r>
     </w:p>
@@ -349,10 +387,9 @@
       </w:r>
       <w:r>
         <w:rPr>
-          <w:rFonts w:ascii="Aptos" w:hAnsi="Aptos" w:eastAsia="Aptos" w:cs="Aptos"/>
-          <w:color w:val="000000"/>
+          <w:rFonts w:ascii="Aptos" w:hAnsi="Aptos" w:cs="Aptos"/>
           <w:sz w:val="24"/>
-          <w:highlight w:val="none"/>
+          <w:szCs w:val="24"/>
         </w:rPr>
       </w:r>
     </w:p>
@@ -384,10 +421,15 @@
           <w:rFonts w:ascii="Aptos" w:hAnsi="Aptos" w:eastAsia="Aptos" w:cs="Aptos"/>
         </w:rPr>
       </w:r>
+      <w:r>
+        <w:rPr>
+          <w:rFonts w:ascii="Aptos" w:hAnsi="Aptos" w:cs="Aptos"/>
+        </w:rPr>
+      </w:r>
     </w:p>
     <w:p>
       <w:pPr>
-        <w:pStyle w:val="668"/>
+        <w:pStyle w:val="898"/>
         <w:numPr>
           <w:ilvl w:val="0"/>
           <w:numId w:val="4"/>
@@ -410,7 +452,7 @@
           <w:color w:val="000000"/>
           <w:sz w:val="24"/>
         </w:rPr>
-        <w:t xml:space="preserve">The app displays a message: </w:t>
+        <w:t xml:space="preserve">The app should display the message: </w:t>
       </w:r>
       <w:r>
         <w:rPr>
@@ -426,10 +468,15 @@
           <w:rFonts w:ascii="Aptos" w:hAnsi="Aptos" w:eastAsia="Aptos" w:cs="Aptos"/>
         </w:rPr>
       </w:r>
+      <w:r>
+        <w:rPr>
+          <w:rFonts w:ascii="Aptos" w:hAnsi="Aptos" w:cs="Aptos"/>
+        </w:rPr>
+      </w:r>
     </w:p>
     <w:p>
       <w:pPr>
-        <w:pStyle w:val="668"/>
+        <w:pStyle w:val="898"/>
         <w:numPr>
           <w:ilvl w:val="0"/>
           <w:numId w:val="4"/>
@@ -458,6 +505,11 @@
         <w:rPr>
           <w:rFonts w:ascii="Aptos" w:hAnsi="Aptos" w:cs="Aptos"/>
           <w:sz w:val="24"/>
+        </w:rPr>
+      </w:r>
+      <w:r>
+        <w:rPr>
+          <w:rFonts w:ascii="Aptos" w:hAnsi="Aptos" w:cs="Aptos"/>
         </w:rPr>
       </w:r>
     </w:p>
@@ -495,10 +547,9 @@
       </w:r>
       <w:r>
         <w:rPr>
-          <w:rFonts w:ascii="Aptos" w:hAnsi="Aptos" w:eastAsia="Aptos" w:cs="Aptos"/>
-          <w:color w:val="000000"/>
+          <w:rFonts w:ascii="Aptos" w:hAnsi="Aptos" w:cs="Aptos"/>
           <w:sz w:val="24"/>
-          <w:highlight w:val="none"/>
+          <w:szCs w:val="24"/>
         </w:rPr>
       </w:r>
     </w:p>
@@ -530,10 +581,15 @@
           <w:rFonts w:ascii="Aptos" w:hAnsi="Aptos" w:eastAsia="Aptos" w:cs="Aptos"/>
         </w:rPr>
       </w:r>
+      <w:r>
+        <w:rPr>
+          <w:rFonts w:ascii="Aptos" w:hAnsi="Aptos" w:cs="Aptos"/>
+        </w:rPr>
+      </w:r>
     </w:p>
     <w:p>
       <w:pPr>
-        <w:pStyle w:val="668"/>
+        <w:pStyle w:val="898"/>
         <w:numPr>
           <w:ilvl w:val="0"/>
           <w:numId w:val="4"/>
@@ -564,10 +620,15 @@
           <w:sz w:val="24"/>
         </w:rPr>
       </w:r>
+      <w:r>
+        <w:rPr>
+          <w:rFonts w:ascii="Aptos" w:hAnsi="Aptos" w:cs="Aptos"/>
+        </w:rPr>
+      </w:r>
     </w:p>
     <w:p>
       <w:pPr>
-        <w:pStyle w:val="668"/>
+        <w:pStyle w:val="898"/>
         <w:numPr>
           <w:ilvl w:val="0"/>
           <w:numId w:val="4"/>
@@ -602,10 +663,17 @@
           <w:szCs w:val="24"/>
         </w:rPr>
       </w:r>
+      <w:r>
+        <w:rPr>
+          <w:rFonts w:ascii="Aptos" w:hAnsi="Aptos" w:cs="Aptos"/>
+          <w:sz w:val="24"/>
+          <w:szCs w:val="24"/>
+        </w:rPr>
+      </w:r>
     </w:p>
     <w:p>
       <w:pPr>
-        <w:pStyle w:val="668"/>
+        <w:pStyle w:val="898"/>
         <w:numPr>
           <w:ilvl w:val="0"/>
           <w:numId w:val="4"/>
@@ -635,7 +703,15 @@
         </w:rPr>
         <w:t xml:space="preserve">Replicate the issue in the IDE by simulating the issue environment.</w:t>
       </w:r>
-      <w:r/>
+      <w:r>
+        <w:rPr>
+          <w:rFonts w:ascii="Aptos" w:hAnsi="Aptos" w:eastAsia="Aptos" w:cs="Aptos"/>
+          <w:color w:val="000000"/>
+          <w:sz w:val="24"/>
+          <w:szCs w:val="24"/>
+          <w:highlight w:val="none"/>
+        </w:rPr>
+      </w:r>
       <w:r>
         <w:rPr>
           <w:rFonts w:ascii="Aptos" w:hAnsi="Aptos" w:eastAsia="Aptos" w:cs="Aptos"/>
@@ -648,7 +724,7 @@
     </w:p>
     <w:p>
       <w:pPr>
-        <w:pStyle w:val="668"/>
+        <w:pStyle w:val="898"/>
         <w:numPr>
           <w:ilvl w:val="0"/>
           <w:numId w:val="4"/>
@@ -677,6 +753,11 @@
         <w:rPr>
           <w:rFonts w:ascii="Aptos" w:hAnsi="Aptos" w:cs="Aptos"/>
           <w:sz w:val="24"/>
+        </w:rPr>
+      </w:r>
+      <w:r>
+        <w:rPr>
+          <w:rFonts w:ascii="Aptos" w:hAnsi="Aptos" w:cs="Aptos"/>
         </w:rPr>
       </w:r>
     </w:p>
@@ -714,10 +795,9 @@
       </w:r>
       <w:r>
         <w:rPr>
-          <w:rFonts w:ascii="Aptos" w:hAnsi="Aptos" w:eastAsia="Aptos" w:cs="Aptos"/>
-          <w:color w:val="000000"/>
+          <w:rFonts w:ascii="Aptos" w:hAnsi="Aptos" w:cs="Aptos"/>
           <w:sz w:val="24"/>
-          <w:highlight w:val="none"/>
+          <w:szCs w:val="24"/>
         </w:rPr>
       </w:r>
     </w:p>
@@ -749,10 +829,15 @@
           <w:rFonts w:ascii="Aptos" w:hAnsi="Aptos" w:eastAsia="Aptos" w:cs="Aptos"/>
         </w:rPr>
       </w:r>
+      <w:r>
+        <w:rPr>
+          <w:rFonts w:ascii="Aptos" w:hAnsi="Aptos" w:cs="Aptos"/>
+        </w:rPr>
+      </w:r>
     </w:p>
     <w:p>
       <w:pPr>
-        <w:pStyle w:val="668"/>
+        <w:pStyle w:val="898"/>
         <w:numPr>
           <w:ilvl w:val="0"/>
           <w:numId w:val="4"/>
@@ -782,10 +867,15 @@
           <w:rFonts w:ascii="Aptos" w:hAnsi="Aptos" w:eastAsia="Aptos" w:cs="Aptos"/>
         </w:rPr>
       </w:r>
+      <w:r>
+        <w:rPr>
+          <w:rFonts w:ascii="Aptos" w:hAnsi="Aptos" w:cs="Aptos"/>
+        </w:rPr>
+      </w:r>
     </w:p>
     <w:p>
       <w:pPr>
-        <w:pStyle w:val="668"/>
+        <w:pStyle w:val="898"/>
         <w:numPr>
           <w:ilvl w:val="0"/>
           <w:numId w:val="4"/>
@@ -815,10 +905,15 @@
           <w:rFonts w:ascii="Aptos" w:hAnsi="Aptos" w:eastAsia="Aptos" w:cs="Aptos"/>
         </w:rPr>
       </w:r>
+      <w:r>
+        <w:rPr>
+          <w:rFonts w:ascii="Aptos" w:hAnsi="Aptos" w:cs="Aptos"/>
+        </w:rPr>
+      </w:r>
     </w:p>
     <w:p>
       <w:pPr>
-        <w:pStyle w:val="668"/>
+        <w:pStyle w:val="898"/>
         <w:numPr>
           <w:ilvl w:val="0"/>
           <w:numId w:val="4"/>
@@ -848,10 +943,15 @@
           <w:rFonts w:ascii="Aptos" w:hAnsi="Aptos" w:eastAsia="Aptos" w:cs="Aptos"/>
         </w:rPr>
       </w:r>
+      <w:r>
+        <w:rPr>
+          <w:rFonts w:ascii="Aptos" w:hAnsi="Aptos" w:cs="Aptos"/>
+        </w:rPr>
+      </w:r>
     </w:p>
     <w:p>
       <w:pPr>
-        <w:pStyle w:val="668"/>
+        <w:pStyle w:val="898"/>
         <w:numPr>
           <w:ilvl w:val="0"/>
           <w:numId w:val="4"/>
@@ -880,6 +980,11 @@
         <w:rPr>
           <w:rFonts w:ascii="Aptos" w:hAnsi="Aptos" w:cs="Aptos"/>
           <w:sz w:val="24"/>
+        </w:rPr>
+      </w:r>
+      <w:r>
+        <w:rPr>
+          <w:rFonts w:ascii="Aptos" w:hAnsi="Aptos" w:cs="Aptos"/>
         </w:rPr>
       </w:r>
     </w:p>
@@ -917,10 +1022,9 @@
       </w:r>
       <w:r>
         <w:rPr>
-          <w:rFonts w:ascii="Aptos" w:hAnsi="Aptos" w:eastAsia="Aptos" w:cs="Aptos"/>
-          <w:color w:val="000000"/>
+          <w:rFonts w:ascii="Aptos" w:hAnsi="Aptos" w:cs="Aptos"/>
           <w:sz w:val="24"/>
-          <w:highlight w:val="none"/>
+          <w:szCs w:val="24"/>
         </w:rPr>
       </w:r>
     </w:p>
@@ -952,10 +1056,15 @@
           <w:rFonts w:ascii="Aptos" w:hAnsi="Aptos" w:eastAsia="Aptos" w:cs="Aptos"/>
         </w:rPr>
       </w:r>
+      <w:r>
+        <w:rPr>
+          <w:rFonts w:ascii="Aptos" w:hAnsi="Aptos" w:cs="Aptos"/>
+        </w:rPr>
+      </w:r>
     </w:p>
     <w:p>
       <w:pPr>
-        <w:pStyle w:val="668"/>
+        <w:pStyle w:val="898"/>
         <w:numPr>
           <w:ilvl w:val="0"/>
           <w:numId w:val="4"/>
@@ -985,10 +1094,15 @@
           <w:rFonts w:ascii="Aptos" w:hAnsi="Aptos" w:eastAsia="Aptos" w:cs="Aptos"/>
         </w:rPr>
       </w:r>
+      <w:r>
+        <w:rPr>
+          <w:rFonts w:ascii="Aptos" w:hAnsi="Aptos" w:cs="Aptos"/>
+        </w:rPr>
+      </w:r>
     </w:p>
     <w:p>
       <w:pPr>
-        <w:pStyle w:val="668"/>
+        <w:pStyle w:val="898"/>
         <w:numPr>
           <w:ilvl w:val="0"/>
           <w:numId w:val="4"/>
@@ -1018,10 +1132,15 @@
           <w:rFonts w:ascii="Aptos" w:hAnsi="Aptos" w:eastAsia="Aptos" w:cs="Aptos"/>
         </w:rPr>
       </w:r>
+      <w:r>
+        <w:rPr>
+          <w:rFonts w:ascii="Aptos" w:hAnsi="Aptos" w:cs="Aptos"/>
+        </w:rPr>
+      </w:r>
     </w:p>
     <w:p>
       <w:pPr>
-        <w:pStyle w:val="668"/>
+        <w:pStyle w:val="898"/>
         <w:numPr>
           <w:ilvl w:val="0"/>
           <w:numId w:val="4"/>
@@ -1051,10 +1170,15 @@
           <w:rFonts w:ascii="Aptos" w:hAnsi="Aptos" w:eastAsia="Aptos" w:cs="Aptos"/>
         </w:rPr>
       </w:r>
+      <w:r>
+        <w:rPr>
+          <w:rFonts w:ascii="Aptos" w:hAnsi="Aptos" w:cs="Aptos"/>
+        </w:rPr>
+      </w:r>
     </w:p>
     <w:p>
       <w:pPr>
-        <w:pStyle w:val="668"/>
+        <w:pStyle w:val="898"/>
         <w:numPr>
           <w:ilvl w:val="0"/>
           <w:numId w:val="4"/>
@@ -1091,6 +1215,11 @@
           <w:sz w:val="24"/>
         </w:rPr>
       </w:r>
+      <w:r>
+        <w:rPr>
+          <w:rFonts w:ascii="Aptos" w:hAnsi="Aptos" w:cs="Aptos"/>
+        </w:rPr>
+      </w:r>
     </w:p>
     <w:p>
       <w:pPr>
@@ -1122,8 +1251,9 @@
       </w:r>
       <w:r>
         <w:rPr>
-          <w:rFonts w:ascii="Aptos" w:hAnsi="Aptos" w:eastAsia="Aptos" w:cs="Aptos"/>
-          <w:highlight w:val="none"/>
+          <w:rFonts w:ascii="Aptos" w:hAnsi="Aptos" w:cs="Aptos"/>
+          <w:sz w:val="24"/>
+          <w:szCs w:val="24"/>
         </w:rPr>
       </w:r>
     </w:p>
@@ -1155,10 +1285,15 @@
           <w:rFonts w:ascii="Aptos" w:hAnsi="Aptos" w:eastAsia="Aptos" w:cs="Aptos"/>
         </w:rPr>
       </w:r>
+      <w:r>
+        <w:rPr>
+          <w:rFonts w:ascii="Aptos" w:hAnsi="Aptos" w:cs="Aptos"/>
+        </w:rPr>
+      </w:r>
     </w:p>
     <w:p>
       <w:pPr>
-        <w:pStyle w:val="668"/>
+        <w:pStyle w:val="898"/>
         <w:numPr>
           <w:ilvl w:val="0"/>
           <w:numId w:val="4"/>
@@ -1194,10 +1329,15 @@
           <w:rFonts w:ascii="Aptos" w:hAnsi="Aptos" w:eastAsia="Aptos" w:cs="Aptos"/>
         </w:rPr>
       </w:r>
+      <w:r>
+        <w:rPr>
+          <w:rFonts w:ascii="Aptos" w:hAnsi="Aptos" w:cs="Aptos"/>
+        </w:rPr>
+      </w:r>
     </w:p>
     <w:p>
       <w:pPr>
-        <w:pStyle w:val="668"/>
+        <w:pStyle w:val="898"/>
         <w:numPr>
           <w:ilvl w:val="0"/>
           <w:numId w:val="4"/>
@@ -1227,10 +1367,15 @@
           <w:rFonts w:ascii="Aptos" w:hAnsi="Aptos" w:eastAsia="Aptos" w:cs="Aptos"/>
         </w:rPr>
       </w:r>
+      <w:r>
+        <w:rPr>
+          <w:rFonts w:ascii="Aptos" w:hAnsi="Aptos" w:cs="Aptos"/>
+        </w:rPr>
+      </w:r>
     </w:p>
     <w:p>
       <w:pPr>
-        <w:pStyle w:val="668"/>
+        <w:pStyle w:val="898"/>
         <w:numPr>
           <w:ilvl w:val="0"/>
           <w:numId w:val="4"/>
@@ -1268,6 +1413,11 @@
           <w:sz w:val="24"/>
         </w:rPr>
       </w:r>
+      <w:r>
+        <w:rPr>
+          <w:rFonts w:ascii="Aptos" w:hAnsi="Aptos" w:cs="Aptos"/>
+        </w:rPr>
+      </w:r>
     </w:p>
     <w:p>
       <w:pPr>
@@ -1303,10 +1453,9 @@
       </w:r>
       <w:r>
         <w:rPr>
-          <w:rFonts w:ascii="Aptos" w:hAnsi="Aptos" w:eastAsia="Aptos" w:cs="Aptos"/>
-          <w:color w:val="000000"/>
+          <w:rFonts w:ascii="Aptos" w:hAnsi="Aptos" w:cs="Aptos"/>
           <w:sz w:val="24"/>
-          <w:highlight w:val="none"/>
+          <w:szCs w:val="24"/>
         </w:rPr>
       </w:r>
     </w:p>
@@ -1338,10 +1487,15 @@
           <w:rFonts w:ascii="Aptos" w:hAnsi="Aptos" w:eastAsia="Aptos" w:cs="Aptos"/>
         </w:rPr>
       </w:r>
+      <w:r>
+        <w:rPr>
+          <w:rFonts w:ascii="Aptos" w:hAnsi="Aptos" w:cs="Aptos"/>
+        </w:rPr>
+      </w:r>
     </w:p>
     <w:p>
       <w:pPr>
-        <w:pStyle w:val="668"/>
+        <w:pStyle w:val="898"/>
         <w:numPr>
           <w:ilvl w:val="0"/>
           <w:numId w:val="4"/>
@@ -1377,10 +1531,15 @@
           <w:rFonts w:ascii="Aptos" w:hAnsi="Aptos" w:eastAsia="Aptos" w:cs="Aptos"/>
         </w:rPr>
       </w:r>
+      <w:r>
+        <w:rPr>
+          <w:rFonts w:ascii="Aptos" w:hAnsi="Aptos" w:cs="Aptos"/>
+        </w:rPr>
+      </w:r>
     </w:p>
     <w:p>
       <w:pPr>
-        <w:pStyle w:val="668"/>
+        <w:pStyle w:val="898"/>
         <w:numPr>
           <w:ilvl w:val="0"/>
           <w:numId w:val="4"/>
@@ -1410,10 +1569,15 @@
           <w:rFonts w:ascii="Aptos" w:hAnsi="Aptos" w:eastAsia="Aptos" w:cs="Aptos"/>
         </w:rPr>
       </w:r>
+      <w:r>
+        <w:rPr>
+          <w:rFonts w:ascii="Aptos" w:hAnsi="Aptos" w:cs="Aptos"/>
+        </w:rPr>
+      </w:r>
     </w:p>
     <w:p>
       <w:pPr>
-        <w:pStyle w:val="668"/>
+        <w:pStyle w:val="898"/>
         <w:numPr>
           <w:ilvl w:val="0"/>
           <w:numId w:val="4"/>
@@ -1442,6 +1606,11 @@
         <w:rPr>
           <w:rFonts w:ascii="Aptos" w:hAnsi="Aptos" w:cs="Aptos"/>
           <w:sz w:val="24"/>
+        </w:rPr>
+      </w:r>
+      <w:r>
+        <w:rPr>
+          <w:rFonts w:ascii="Aptos" w:hAnsi="Aptos" w:cs="Aptos"/>
         </w:rPr>
       </w:r>
     </w:p>
@@ -1479,10 +1648,9 @@
       </w:r>
       <w:r>
         <w:rPr>
-          <w:rFonts w:ascii="Aptos" w:hAnsi="Aptos" w:eastAsia="Aptos" w:cs="Aptos"/>
-          <w:color w:val="000000"/>
+          <w:rFonts w:ascii="Aptos" w:hAnsi="Aptos" w:cs="Aptos"/>
           <w:sz w:val="24"/>
-          <w:highlight w:val="none"/>
+          <w:szCs w:val="24"/>
         </w:rPr>
       </w:r>
     </w:p>
@@ -1520,10 +1688,9 @@
       </w:r>
       <w:r>
         <w:rPr>
-          <w:rFonts w:ascii="Aptos" w:hAnsi="Aptos" w:eastAsia="Aptos" w:cs="Aptos"/>
-          <w:color w:val="000000"/>
+          <w:rFonts w:ascii="Aptos" w:hAnsi="Aptos" w:cs="Aptos"/>
           <w:sz w:val="24"/>
-          <w:highlight w:val="none"/>
+          <w:szCs w:val="24"/>
         </w:rPr>
       </w:r>
     </w:p>
@@ -1549,7 +1716,6 @@
         <w:ind/>
         <w:rPr/>
       </w:pPr>
-      <w:r/>
       <w:r>
         <w:separator/>
       </w:r>
@@ -1564,7 +1730,6 @@
         <w:ind/>
         <w:rPr/>
       </w:pPr>
-      <w:r/>
       <w:r>
         <w:continuationSeparator/>
       </w:r>
@@ -1584,7 +1749,6 @@
         <w:ind/>
         <w:rPr/>
       </w:pPr>
-      <w:r/>
       <w:r>
         <w:separator/>
       </w:r>
@@ -1599,7 +1763,6 @@
         <w:ind/>
         <w:rPr/>
       </w:pPr>
-      <w:r/>
       <w:r>
         <w:continuationSeparator/>
       </w:r>
@@ -2372,9 +2535,9 @@
     <w:lsdException w:name="Bibliography" w:uiPriority="37"/>
     <w:lsdException w:name="TOC Heading" w:uiPriority="39" w:qFormat="1"/>
   </w:latentStyles>
-  <w:style w:type="table" w:styleId="12">
+  <w:style w:type="table" w:styleId="709">
     <w:name w:val="Table Grid"/>
-    <w:basedOn w:val="665"/>
+    <w:basedOn w:val="895"/>
     <w:uiPriority w:val="59"/>
     <w:pPr>
       <w:pBdr/>
@@ -2571,9 +2734,9 @@
       </w:tcPr>
     </w:tblStylePr>
   </w:style>
-  <w:style w:type="table" w:styleId="13">
+  <w:style w:type="table" w:styleId="710">
     <w:name w:val="Table Grid Light"/>
-    <w:basedOn w:val="665"/>
+    <w:basedOn w:val="895"/>
     <w:uiPriority w:val="59"/>
     <w:pPr>
       <w:pBdr/>
@@ -2770,9 +2933,9 @@
       </w:tcPr>
     </w:tblStylePr>
   </w:style>
-  <w:style w:type="table" w:styleId="14">
+  <w:style w:type="table" w:styleId="711">
     <w:name w:val="Plain Table 1"/>
-    <w:basedOn w:val="665"/>
+    <w:basedOn w:val="895"/>
     <w:uiPriority w:val="59"/>
     <w:pPr>
       <w:pBdr/>
@@ -2995,9 +3158,9 @@
       </w:tcPr>
     </w:tblStylePr>
   </w:style>
-  <w:style w:type="table" w:styleId="15">
+  <w:style w:type="table" w:styleId="712">
     <w:name w:val="Plain Table 2"/>
-    <w:basedOn w:val="665"/>
+    <w:basedOn w:val="895"/>
     <w:uiPriority w:val="59"/>
     <w:pPr>
       <w:pBdr/>
@@ -3228,9 +3391,9 @@
       </w:tcPr>
     </w:tblStylePr>
   </w:style>
-  <w:style w:type="table" w:styleId="16">
+  <w:style w:type="table" w:styleId="713">
     <w:name w:val="Plain Table 3"/>
-    <w:basedOn w:val="665"/>
+    <w:basedOn w:val="895"/>
     <w:uiPriority w:val="99"/>
     <w:pPr>
       <w:pBdr/>
@@ -3458,9 +3621,9 @@
       </w:tcPr>
     </w:tblStylePr>
   </w:style>
-  <w:style w:type="table" w:styleId="17">
+  <w:style w:type="table" w:styleId="714">
     <w:name w:val="Plain Table 4"/>
-    <w:basedOn w:val="665"/>
+    <w:basedOn w:val="895"/>
     <w:uiPriority w:val="99"/>
     <w:pPr>
       <w:pBdr/>
@@ -3674,9 +3837,9 @@
       </w:tcPr>
     </w:tblStylePr>
   </w:style>
-  <w:style w:type="table" w:styleId="18">
+  <w:style w:type="table" w:styleId="715">
     <w:name w:val="Plain Table 5"/>
-    <w:basedOn w:val="665"/>
+    <w:basedOn w:val="895"/>
     <w:uiPriority w:val="99"/>
     <w:pPr>
       <w:pBdr/>
@@ -3907,9 +4070,9 @@
       </w:tcPr>
     </w:tblStylePr>
   </w:style>
-  <w:style w:type="table" w:styleId="19">
+  <w:style w:type="table" w:styleId="716">
     <w:name w:val="Grid Table 1 Light"/>
-    <w:basedOn w:val="665"/>
+    <w:basedOn w:val="895"/>
     <w:uiPriority w:val="99"/>
     <w:pPr>
       <w:pBdr/>
@@ -4130,9 +4293,9 @@
       </w:tcPr>
     </w:tblStylePr>
   </w:style>
-  <w:style w:type="table" w:styleId="20">
+  <w:style w:type="table" w:styleId="717">
     <w:name w:val="Grid Table 1 Light - Accent 1"/>
-    <w:basedOn w:val="665"/>
+    <w:basedOn w:val="895"/>
     <w:uiPriority w:val="99"/>
     <w:pPr>
       <w:pBdr/>
@@ -4353,9 +4516,9 @@
       </w:tcPr>
     </w:tblStylePr>
   </w:style>
-  <w:style w:type="table" w:styleId="21">
+  <w:style w:type="table" w:styleId="718">
     <w:name w:val="Grid Table 1 Light - Accent 2"/>
-    <w:basedOn w:val="665"/>
+    <w:basedOn w:val="895"/>
     <w:uiPriority w:val="99"/>
     <w:pPr>
       <w:pBdr/>
@@ -4576,9 +4739,9 @@
       </w:tcPr>
     </w:tblStylePr>
   </w:style>
-  <w:style w:type="table" w:styleId="22">
+  <w:style w:type="table" w:styleId="719">
     <w:name w:val="Grid Table 1 Light - Accent 3"/>
-    <w:basedOn w:val="665"/>
+    <w:basedOn w:val="895"/>
     <w:uiPriority w:val="99"/>
     <w:pPr>
       <w:pBdr/>
@@ -4799,9 +4962,9 @@
       </w:tcPr>
     </w:tblStylePr>
   </w:style>
-  <w:style w:type="table" w:styleId="23">
+  <w:style w:type="table" w:styleId="720">
     <w:name w:val="Grid Table 1 Light - Accent 4"/>
-    <w:basedOn w:val="665"/>
+    <w:basedOn w:val="895"/>
     <w:uiPriority w:val="99"/>
     <w:pPr>
       <w:pBdr/>
@@ -5022,9 +5185,9 @@
       </w:tcPr>
     </w:tblStylePr>
   </w:style>
-  <w:style w:type="table" w:styleId="24">
+  <w:style w:type="table" w:styleId="721">
     <w:name w:val="Grid Table 1 Light - Accent 5"/>
-    <w:basedOn w:val="665"/>
+    <w:basedOn w:val="895"/>
     <w:uiPriority w:val="99"/>
     <w:pPr>
       <w:pBdr/>
@@ -5245,9 +5408,9 @@
       </w:tcPr>
     </w:tblStylePr>
   </w:style>
-  <w:style w:type="table" w:styleId="25">
+  <w:style w:type="table" w:styleId="722">
     <w:name w:val="Grid Table 1 Light - Accent 6"/>
-    <w:basedOn w:val="665"/>
+    <w:basedOn w:val="895"/>
     <w:uiPriority w:val="99"/>
     <w:pPr>
       <w:pBdr/>
@@ -5468,9 +5631,9 @@
       </w:tcPr>
     </w:tblStylePr>
   </w:style>
-  <w:style w:type="table" w:styleId="26">
+  <w:style w:type="table" w:styleId="723">
     <w:name w:val="Grid Table 2"/>
-    <w:basedOn w:val="665"/>
+    <w:basedOn w:val="895"/>
     <w:uiPriority w:val="99"/>
     <w:pPr>
       <w:pBdr/>
@@ -5700,9 +5863,9 @@
       </w:tcPr>
     </w:tblStylePr>
   </w:style>
-  <w:style w:type="table" w:styleId="27">
+  <w:style w:type="table" w:styleId="724">
     <w:name w:val="Grid Table 2 - Accent 1"/>
-    <w:basedOn w:val="665"/>
+    <w:basedOn w:val="895"/>
     <w:uiPriority w:val="99"/>
     <w:pPr>
       <w:pBdr/>
@@ -5932,9 +6095,9 @@
       </w:tcPr>
     </w:tblStylePr>
   </w:style>
-  <w:style w:type="table" w:styleId="28">
+  <w:style w:type="table" w:styleId="725">
     <w:name w:val="Grid Table 2 - Accent 2"/>
-    <w:basedOn w:val="665"/>
+    <w:basedOn w:val="895"/>
     <w:uiPriority w:val="99"/>
     <w:pPr>
       <w:pBdr/>
@@ -6164,9 +6327,9 @@
       </w:tcPr>
     </w:tblStylePr>
   </w:style>
-  <w:style w:type="table" w:styleId="29">
+  <w:style w:type="table" w:styleId="726">
     <w:name w:val="Grid Table 2 - Accent 3"/>
-    <w:basedOn w:val="665"/>
+    <w:basedOn w:val="895"/>
     <w:uiPriority w:val="99"/>
     <w:pPr>
       <w:pBdr/>
@@ -6396,9 +6559,9 @@
       </w:tcPr>
     </w:tblStylePr>
   </w:style>
-  <w:style w:type="table" w:styleId="30">
+  <w:style w:type="table" w:styleId="727">
     <w:name w:val="Grid Table 2 - Accent 4"/>
-    <w:basedOn w:val="665"/>
+    <w:basedOn w:val="895"/>
     <w:uiPriority w:val="99"/>
     <w:pPr>
       <w:pBdr/>
@@ -6628,9 +6791,9 @@
       </w:tcPr>
     </w:tblStylePr>
   </w:style>
-  <w:style w:type="table" w:styleId="31">
+  <w:style w:type="table" w:styleId="728">
     <w:name w:val="Grid Table 2 - Accent 5"/>
-    <w:basedOn w:val="665"/>
+    <w:basedOn w:val="895"/>
     <w:uiPriority w:val="99"/>
     <w:pPr>
       <w:pBdr/>
@@ -6860,9 +7023,9 @@
       </w:tcPr>
     </w:tblStylePr>
   </w:style>
-  <w:style w:type="table" w:styleId="32">
+  <w:style w:type="table" w:styleId="729">
     <w:name w:val="Grid Table 2 - Accent 6"/>
-    <w:basedOn w:val="665"/>
+    <w:basedOn w:val="895"/>
     <w:uiPriority w:val="99"/>
     <w:pPr>
       <w:pBdr/>
@@ -7092,9 +7255,9 @@
       </w:tcPr>
     </w:tblStylePr>
   </w:style>
-  <w:style w:type="table" w:styleId="33">
+  <w:style w:type="table" w:styleId="730">
     <w:name w:val="Grid Table 3"/>
-    <w:basedOn w:val="665"/>
+    <w:basedOn w:val="895"/>
     <w:uiPriority w:val="99"/>
     <w:pPr>
       <w:pBdr/>
@@ -7193,29 +7356,6 @@
         <w:tblBorders/>
       </w:tblPr>
       <w:tcPr>
-        <w:shd w:color="ffffff"/>
-        <w:tcBorders>
-          <w:top w:val="none" w:color="000000" w:sz="4" w:space="0"/>
-          <w:left w:val="none" w:color="000000" w:sz="4" w:space="0"/>
-          <w:bottom w:val="none" w:color="000000" w:sz="4" w:space="0"/>
-          <w:right w:val="none" w:color="000000" w:sz="4" w:space="0"/>
-        </w:tcBorders>
-      </w:tcPr>
-    </w:tblStylePr>
-    <w:tblStylePr w:type="firstRow">
-      <w:rPr>
-        <w:b/>
-        <w:color w:val="404040"/>
-      </w:rPr>
-      <w:pPr>
-        <w:pBdr/>
-        <w:spacing/>
-        <w:ind/>
-      </w:pPr>
-      <w:tblPr>
-        <w:tblBorders/>
-      </w:tblPr>
-      <w:tcPr>
         <w:shd w:val="clear" w:color="ffffff"/>
         <w:tcBorders>
           <w:top w:val="none" w:color="000000" w:sz="4" w:space="0"/>
@@ -7225,30 +7365,7 @@
         </w:tcBorders>
       </w:tcPr>
     </w:tblStylePr>
-    <w:tblStylePr w:type="lastCol">
-      <w:rPr>
-        <w:i/>
-        <w:color w:val="404040"/>
-      </w:rPr>
-      <w:pPr>
-        <w:pBdr/>
-        <w:spacing/>
-        <w:ind/>
-      </w:pPr>
-      <w:tblPr>
-        <w:tblBorders/>
-      </w:tblPr>
-      <w:tcPr>
-        <w:shd w:color="ffffff"/>
-        <w:tcBorders>
-          <w:top w:val="none" w:color="000000" w:sz="4" w:space="0"/>
-          <w:left w:val="none" w:color="000000" w:sz="4" w:space="0"/>
-          <w:bottom w:val="none" w:color="000000" w:sz="4" w:space="0"/>
-          <w:right w:val="none" w:color="000000" w:sz="4" w:space="0"/>
-        </w:tcBorders>
-      </w:tcPr>
-    </w:tblStylePr>
-    <w:tblStylePr w:type="lastRow">
+    <w:tblStylePr w:type="firstRow">
       <w:rPr>
         <w:b/>
         <w:color w:val="404040"/>
@@ -7271,6 +7388,52 @@
         </w:tcBorders>
       </w:tcPr>
     </w:tblStylePr>
+    <w:tblStylePr w:type="lastCol">
+      <w:rPr>
+        <w:i/>
+        <w:color w:val="404040"/>
+      </w:rPr>
+      <w:pPr>
+        <w:pBdr/>
+        <w:spacing/>
+        <w:ind/>
+      </w:pPr>
+      <w:tblPr>
+        <w:tblBorders/>
+      </w:tblPr>
+      <w:tcPr>
+        <w:shd w:val="clear" w:color="ffffff"/>
+        <w:tcBorders>
+          <w:top w:val="none" w:color="000000" w:sz="4" w:space="0"/>
+          <w:left w:val="none" w:color="000000" w:sz="4" w:space="0"/>
+          <w:bottom w:val="none" w:color="000000" w:sz="4" w:space="0"/>
+          <w:right w:val="none" w:color="000000" w:sz="4" w:space="0"/>
+        </w:tcBorders>
+      </w:tcPr>
+    </w:tblStylePr>
+    <w:tblStylePr w:type="lastRow">
+      <w:rPr>
+        <w:b/>
+        <w:color w:val="404040"/>
+      </w:rPr>
+      <w:pPr>
+        <w:pBdr/>
+        <w:spacing/>
+        <w:ind/>
+      </w:pPr>
+      <w:tblPr>
+        <w:tblBorders/>
+      </w:tblPr>
+      <w:tcPr>
+        <w:shd w:val="clear" w:color="ffffff"/>
+        <w:tcBorders>
+          <w:top w:val="none" w:color="000000" w:sz="4" w:space="0"/>
+          <w:left w:val="none" w:color="000000" w:sz="4" w:space="0"/>
+          <w:bottom w:val="none" w:color="000000" w:sz="4" w:space="0"/>
+          <w:right w:val="none" w:color="000000" w:sz="4" w:space="0"/>
+        </w:tcBorders>
+      </w:tcPr>
+    </w:tblStylePr>
     <w:tblStylePr w:type="nwCell">
       <w:pPr>
         <w:pBdr/>
@@ -7337,9 +7500,9 @@
       </w:tcPr>
     </w:tblStylePr>
   </w:style>
-  <w:style w:type="table" w:styleId="34">
+  <w:style w:type="table" w:styleId="731">
     <w:name w:val="Grid Table 3 - Accent 1"/>
-    <w:basedOn w:val="665"/>
+    <w:basedOn w:val="895"/>
     <w:uiPriority w:val="99"/>
     <w:pPr>
       <w:pBdr/>
@@ -7438,29 +7601,6 @@
         <w:tblBorders/>
       </w:tblPr>
       <w:tcPr>
-        <w:shd w:color="ffffff"/>
-        <w:tcBorders>
-          <w:top w:val="none" w:color="000000" w:sz="4" w:space="0"/>
-          <w:left w:val="none" w:color="000000" w:sz="4" w:space="0"/>
-          <w:bottom w:val="none" w:color="000000" w:sz="4" w:space="0"/>
-          <w:right w:val="none" w:color="000000" w:sz="4" w:space="0"/>
-        </w:tcBorders>
-      </w:tcPr>
-    </w:tblStylePr>
-    <w:tblStylePr w:type="firstRow">
-      <w:rPr>
-        <w:b/>
-        <w:color w:val="404040"/>
-      </w:rPr>
-      <w:pPr>
-        <w:pBdr/>
-        <w:spacing/>
-        <w:ind/>
-      </w:pPr>
-      <w:tblPr>
-        <w:tblBorders/>
-      </w:tblPr>
-      <w:tcPr>
         <w:shd w:val="clear" w:color="ffffff"/>
         <w:tcBorders>
           <w:top w:val="none" w:color="000000" w:sz="4" w:space="0"/>
@@ -7470,30 +7610,7 @@
         </w:tcBorders>
       </w:tcPr>
     </w:tblStylePr>
-    <w:tblStylePr w:type="lastCol">
-      <w:rPr>
-        <w:i/>
-        <w:color w:val="404040"/>
-      </w:rPr>
-      <w:pPr>
-        <w:pBdr/>
-        <w:spacing/>
-        <w:ind/>
-      </w:pPr>
-      <w:tblPr>
-        <w:tblBorders/>
-      </w:tblPr>
-      <w:tcPr>
-        <w:shd w:color="ffffff"/>
-        <w:tcBorders>
-          <w:top w:val="none" w:color="000000" w:sz="4" w:space="0"/>
-          <w:left w:val="none" w:color="000000" w:sz="4" w:space="0"/>
-          <w:bottom w:val="none" w:color="000000" w:sz="4" w:space="0"/>
-          <w:right w:val="none" w:color="000000" w:sz="4" w:space="0"/>
-        </w:tcBorders>
-      </w:tcPr>
-    </w:tblStylePr>
-    <w:tblStylePr w:type="lastRow">
+    <w:tblStylePr w:type="firstRow">
       <w:rPr>
         <w:b/>
         <w:color w:val="404040"/>
@@ -7516,6 +7633,52 @@
         </w:tcBorders>
       </w:tcPr>
     </w:tblStylePr>
+    <w:tblStylePr w:type="lastCol">
+      <w:rPr>
+        <w:i/>
+        <w:color w:val="404040"/>
+      </w:rPr>
+      <w:pPr>
+        <w:pBdr/>
+        <w:spacing/>
+        <w:ind/>
+      </w:pPr>
+      <w:tblPr>
+        <w:tblBorders/>
+      </w:tblPr>
+      <w:tcPr>
+        <w:shd w:val="clear" w:color="ffffff"/>
+        <w:tcBorders>
+          <w:top w:val="none" w:color="000000" w:sz="4" w:space="0"/>
+          <w:left w:val="none" w:color="000000" w:sz="4" w:space="0"/>
+          <w:bottom w:val="none" w:color="000000" w:sz="4" w:space="0"/>
+          <w:right w:val="none" w:color="000000" w:sz="4" w:space="0"/>
+        </w:tcBorders>
+      </w:tcPr>
+    </w:tblStylePr>
+    <w:tblStylePr w:type="lastRow">
+      <w:rPr>
+        <w:b/>
+        <w:color w:val="404040"/>
+      </w:rPr>
+      <w:pPr>
+        <w:pBdr/>
+        <w:spacing/>
+        <w:ind/>
+      </w:pPr>
+      <w:tblPr>
+        <w:tblBorders/>
+      </w:tblPr>
+      <w:tcPr>
+        <w:shd w:val="clear" w:color="ffffff"/>
+        <w:tcBorders>
+          <w:top w:val="none" w:color="000000" w:sz="4" w:space="0"/>
+          <w:left w:val="none" w:color="000000" w:sz="4" w:space="0"/>
+          <w:bottom w:val="none" w:color="000000" w:sz="4" w:space="0"/>
+          <w:right w:val="none" w:color="000000" w:sz="4" w:space="0"/>
+        </w:tcBorders>
+      </w:tcPr>
+    </w:tblStylePr>
     <w:tblStylePr w:type="nwCell">
       <w:pPr>
         <w:pBdr/>
@@ -7582,9 +7745,9 @@
       </w:tcPr>
     </w:tblStylePr>
   </w:style>
-  <w:style w:type="table" w:styleId="35">
+  <w:style w:type="table" w:styleId="732">
     <w:name w:val="Grid Table 3 - Accent 2"/>
-    <w:basedOn w:val="665"/>
+    <w:basedOn w:val="895"/>
     <w:uiPriority w:val="99"/>
     <w:pPr>
       <w:pBdr/>
@@ -7683,29 +7846,6 @@
         <w:tblBorders/>
       </w:tblPr>
       <w:tcPr>
-        <w:shd w:color="ffffff"/>
-        <w:tcBorders>
-          <w:top w:val="none" w:color="000000" w:sz="4" w:space="0"/>
-          <w:left w:val="none" w:color="000000" w:sz="4" w:space="0"/>
-          <w:bottom w:val="none" w:color="000000" w:sz="4" w:space="0"/>
-          <w:right w:val="none" w:color="000000" w:sz="4" w:space="0"/>
-        </w:tcBorders>
-      </w:tcPr>
-    </w:tblStylePr>
-    <w:tblStylePr w:type="firstRow">
-      <w:rPr>
-        <w:b/>
-        <w:color w:val="404040"/>
-      </w:rPr>
-      <w:pPr>
-        <w:pBdr/>
-        <w:spacing/>
-        <w:ind/>
-      </w:pPr>
-      <w:tblPr>
-        <w:tblBorders/>
-      </w:tblPr>
-      <w:tcPr>
         <w:shd w:val="clear" w:color="ffffff"/>
         <w:tcBorders>
           <w:top w:val="none" w:color="000000" w:sz="4" w:space="0"/>
@@ -7715,30 +7855,7 @@
         </w:tcBorders>
       </w:tcPr>
     </w:tblStylePr>
-    <w:tblStylePr w:type="lastCol">
-      <w:rPr>
-        <w:i/>
-        <w:color w:val="404040"/>
-      </w:rPr>
-      <w:pPr>
-        <w:pBdr/>
-        <w:spacing/>
-        <w:ind/>
-      </w:pPr>
-      <w:tblPr>
-        <w:tblBorders/>
-      </w:tblPr>
-      <w:tcPr>
-        <w:shd w:color="ffffff"/>
-        <w:tcBorders>
-          <w:top w:val="none" w:color="000000" w:sz="4" w:space="0"/>
-          <w:left w:val="none" w:color="000000" w:sz="4" w:space="0"/>
-          <w:bottom w:val="none" w:color="000000" w:sz="4" w:space="0"/>
-          <w:right w:val="none" w:color="000000" w:sz="4" w:space="0"/>
-        </w:tcBorders>
-      </w:tcPr>
-    </w:tblStylePr>
-    <w:tblStylePr w:type="lastRow">
+    <w:tblStylePr w:type="firstRow">
       <w:rPr>
         <w:b/>
         <w:color w:val="404040"/>
@@ -7761,6 +7878,52 @@
         </w:tcBorders>
       </w:tcPr>
     </w:tblStylePr>
+    <w:tblStylePr w:type="lastCol">
+      <w:rPr>
+        <w:i/>
+        <w:color w:val="404040"/>
+      </w:rPr>
+      <w:pPr>
+        <w:pBdr/>
+        <w:spacing/>
+        <w:ind/>
+      </w:pPr>
+      <w:tblPr>
+        <w:tblBorders/>
+      </w:tblPr>
+      <w:tcPr>
+        <w:shd w:val="clear" w:color="ffffff"/>
+        <w:tcBorders>
+          <w:top w:val="none" w:color="000000" w:sz="4" w:space="0"/>
+          <w:left w:val="none" w:color="000000" w:sz="4" w:space="0"/>
+          <w:bottom w:val="none" w:color="000000" w:sz="4" w:space="0"/>
+          <w:right w:val="none" w:color="000000" w:sz="4" w:space="0"/>
+        </w:tcBorders>
+      </w:tcPr>
+    </w:tblStylePr>
+    <w:tblStylePr w:type="lastRow">
+      <w:rPr>
+        <w:b/>
+        <w:color w:val="404040"/>
+      </w:rPr>
+      <w:pPr>
+        <w:pBdr/>
+        <w:spacing/>
+        <w:ind/>
+      </w:pPr>
+      <w:tblPr>
+        <w:tblBorders/>
+      </w:tblPr>
+      <w:tcPr>
+        <w:shd w:val="clear" w:color="ffffff"/>
+        <w:tcBorders>
+          <w:top w:val="none" w:color="000000" w:sz="4" w:space="0"/>
+          <w:left w:val="none" w:color="000000" w:sz="4" w:space="0"/>
+          <w:bottom w:val="none" w:color="000000" w:sz="4" w:space="0"/>
+          <w:right w:val="none" w:color="000000" w:sz="4" w:space="0"/>
+        </w:tcBorders>
+      </w:tcPr>
+    </w:tblStylePr>
     <w:tblStylePr w:type="nwCell">
       <w:pPr>
         <w:pBdr/>
@@ -7827,9 +7990,9 @@
       </w:tcPr>
     </w:tblStylePr>
   </w:style>
-  <w:style w:type="table" w:styleId="36">
+  <w:style w:type="table" w:styleId="733">
     <w:name w:val="Grid Table 3 - Accent 3"/>
-    <w:basedOn w:val="665"/>
+    <w:basedOn w:val="895"/>
     <w:uiPriority w:val="99"/>
     <w:pPr>
       <w:pBdr/>
@@ -7928,29 +8091,6 @@
         <w:tblBorders/>
       </w:tblPr>
       <w:tcPr>
-        <w:shd w:color="ffffff"/>
-        <w:tcBorders>
-          <w:top w:val="none" w:color="000000" w:sz="4" w:space="0"/>
-          <w:left w:val="none" w:color="000000" w:sz="4" w:space="0"/>
-          <w:bottom w:val="none" w:color="000000" w:sz="4" w:space="0"/>
-          <w:right w:val="none" w:color="000000" w:sz="4" w:space="0"/>
-        </w:tcBorders>
-      </w:tcPr>
-    </w:tblStylePr>
-    <w:tblStylePr w:type="firstRow">
-      <w:rPr>
-        <w:b/>
-        <w:color w:val="404040"/>
-      </w:rPr>
-      <w:pPr>
-        <w:pBdr/>
-        <w:spacing/>
-        <w:ind/>
-      </w:pPr>
-      <w:tblPr>
-        <w:tblBorders/>
-      </w:tblPr>
-      <w:tcPr>
         <w:shd w:val="clear" w:color="ffffff"/>
         <w:tcBorders>
           <w:top w:val="none" w:color="000000" w:sz="4" w:space="0"/>
@@ -7960,30 +8100,7 @@
         </w:tcBorders>
       </w:tcPr>
     </w:tblStylePr>
-    <w:tblStylePr w:type="lastCol">
-      <w:rPr>
-        <w:i/>
-        <w:color w:val="404040"/>
-      </w:rPr>
-      <w:pPr>
-        <w:pBdr/>
-        <w:spacing/>
-        <w:ind/>
-      </w:pPr>
-      <w:tblPr>
-        <w:tblBorders/>
-      </w:tblPr>
-      <w:tcPr>
-        <w:shd w:color="ffffff"/>
-        <w:tcBorders>
-          <w:top w:val="none" w:color="000000" w:sz="4" w:space="0"/>
-          <w:left w:val="none" w:color="000000" w:sz="4" w:space="0"/>
-          <w:bottom w:val="none" w:color="000000" w:sz="4" w:space="0"/>
-          <w:right w:val="none" w:color="000000" w:sz="4" w:space="0"/>
-        </w:tcBorders>
-      </w:tcPr>
-    </w:tblStylePr>
-    <w:tblStylePr w:type="lastRow">
+    <w:tblStylePr w:type="firstRow">
       <w:rPr>
         <w:b/>
         <w:color w:val="404040"/>
@@ -8006,6 +8123,52 @@
         </w:tcBorders>
       </w:tcPr>
     </w:tblStylePr>
+    <w:tblStylePr w:type="lastCol">
+      <w:rPr>
+        <w:i/>
+        <w:color w:val="404040"/>
+      </w:rPr>
+      <w:pPr>
+        <w:pBdr/>
+        <w:spacing/>
+        <w:ind/>
+      </w:pPr>
+      <w:tblPr>
+        <w:tblBorders/>
+      </w:tblPr>
+      <w:tcPr>
+        <w:shd w:val="clear" w:color="ffffff"/>
+        <w:tcBorders>
+          <w:top w:val="none" w:color="000000" w:sz="4" w:space="0"/>
+          <w:left w:val="none" w:color="000000" w:sz="4" w:space="0"/>
+          <w:bottom w:val="none" w:color="000000" w:sz="4" w:space="0"/>
+          <w:right w:val="none" w:color="000000" w:sz="4" w:space="0"/>
+        </w:tcBorders>
+      </w:tcPr>
+    </w:tblStylePr>
+    <w:tblStylePr w:type="lastRow">
+      <w:rPr>
+        <w:b/>
+        <w:color w:val="404040"/>
+      </w:rPr>
+      <w:pPr>
+        <w:pBdr/>
+        <w:spacing/>
+        <w:ind/>
+      </w:pPr>
+      <w:tblPr>
+        <w:tblBorders/>
+      </w:tblPr>
+      <w:tcPr>
+        <w:shd w:val="clear" w:color="ffffff"/>
+        <w:tcBorders>
+          <w:top w:val="none" w:color="000000" w:sz="4" w:space="0"/>
+          <w:left w:val="none" w:color="000000" w:sz="4" w:space="0"/>
+          <w:bottom w:val="none" w:color="000000" w:sz="4" w:space="0"/>
+          <w:right w:val="none" w:color="000000" w:sz="4" w:space="0"/>
+        </w:tcBorders>
+      </w:tcPr>
+    </w:tblStylePr>
     <w:tblStylePr w:type="nwCell">
       <w:pPr>
         <w:pBdr/>
@@ -8072,9 +8235,9 @@
       </w:tcPr>
     </w:tblStylePr>
   </w:style>
-  <w:style w:type="table" w:styleId="37">
+  <w:style w:type="table" w:styleId="734">
     <w:name w:val="Grid Table 3 - Accent 4"/>
-    <w:basedOn w:val="665"/>
+    <w:basedOn w:val="895"/>
     <w:uiPriority w:val="99"/>
     <w:pPr>
       <w:pBdr/>
@@ -8173,29 +8336,6 @@
         <w:tblBorders/>
       </w:tblPr>
       <w:tcPr>
-        <w:shd w:color="ffffff"/>
-        <w:tcBorders>
-          <w:top w:val="none" w:color="000000" w:sz="4" w:space="0"/>
-          <w:left w:val="none" w:color="000000" w:sz="4" w:space="0"/>
-          <w:bottom w:val="none" w:color="000000" w:sz="4" w:space="0"/>
-          <w:right w:val="none" w:color="000000" w:sz="4" w:space="0"/>
-        </w:tcBorders>
-      </w:tcPr>
-    </w:tblStylePr>
-    <w:tblStylePr w:type="firstRow">
-      <w:rPr>
-        <w:b/>
-        <w:color w:val="404040"/>
-      </w:rPr>
-      <w:pPr>
-        <w:pBdr/>
-        <w:spacing/>
-        <w:ind/>
-      </w:pPr>
-      <w:tblPr>
-        <w:tblBorders/>
-      </w:tblPr>
-      <w:tcPr>
         <w:shd w:val="clear" w:color="ffffff"/>
         <w:tcBorders>
           <w:top w:val="none" w:color="000000" w:sz="4" w:space="0"/>
@@ -8205,30 +8345,7 @@
         </w:tcBorders>
       </w:tcPr>
     </w:tblStylePr>
-    <w:tblStylePr w:type="lastCol">
-      <w:rPr>
-        <w:i/>
-        <w:color w:val="404040"/>
-      </w:rPr>
-      <w:pPr>
-        <w:pBdr/>
-        <w:spacing/>
-        <w:ind/>
-      </w:pPr>
-      <w:tblPr>
-        <w:tblBorders/>
-      </w:tblPr>
-      <w:tcPr>
-        <w:shd w:color="ffffff"/>
-        <w:tcBorders>
-          <w:top w:val="none" w:color="000000" w:sz="4" w:space="0"/>
-          <w:left w:val="none" w:color="000000" w:sz="4" w:space="0"/>
-          <w:bottom w:val="none" w:color="000000" w:sz="4" w:space="0"/>
-          <w:right w:val="none" w:color="000000" w:sz="4" w:space="0"/>
-        </w:tcBorders>
-      </w:tcPr>
-    </w:tblStylePr>
-    <w:tblStylePr w:type="lastRow">
+    <w:tblStylePr w:type="firstRow">
       <w:rPr>
         <w:b/>
         <w:color w:val="404040"/>
@@ -8251,6 +8368,52 @@
         </w:tcBorders>
       </w:tcPr>
     </w:tblStylePr>
+    <w:tblStylePr w:type="lastCol">
+      <w:rPr>
+        <w:i/>
+        <w:color w:val="404040"/>
+      </w:rPr>
+      <w:pPr>
+        <w:pBdr/>
+        <w:spacing/>
+        <w:ind/>
+      </w:pPr>
+      <w:tblPr>
+        <w:tblBorders/>
+      </w:tblPr>
+      <w:tcPr>
+        <w:shd w:val="clear" w:color="ffffff"/>
+        <w:tcBorders>
+          <w:top w:val="none" w:color="000000" w:sz="4" w:space="0"/>
+          <w:left w:val="none" w:color="000000" w:sz="4" w:space="0"/>
+          <w:bottom w:val="none" w:color="000000" w:sz="4" w:space="0"/>
+          <w:right w:val="none" w:color="000000" w:sz="4" w:space="0"/>
+        </w:tcBorders>
+      </w:tcPr>
+    </w:tblStylePr>
+    <w:tblStylePr w:type="lastRow">
+      <w:rPr>
+        <w:b/>
+        <w:color w:val="404040"/>
+      </w:rPr>
+      <w:pPr>
+        <w:pBdr/>
+        <w:spacing/>
+        <w:ind/>
+      </w:pPr>
+      <w:tblPr>
+        <w:tblBorders/>
+      </w:tblPr>
+      <w:tcPr>
+        <w:shd w:val="clear" w:color="ffffff"/>
+        <w:tcBorders>
+          <w:top w:val="none" w:color="000000" w:sz="4" w:space="0"/>
+          <w:left w:val="none" w:color="000000" w:sz="4" w:space="0"/>
+          <w:bottom w:val="none" w:color="000000" w:sz="4" w:space="0"/>
+          <w:right w:val="none" w:color="000000" w:sz="4" w:space="0"/>
+        </w:tcBorders>
+      </w:tcPr>
+    </w:tblStylePr>
     <w:tblStylePr w:type="nwCell">
       <w:pPr>
         <w:pBdr/>
@@ -8317,9 +8480,9 @@
       </w:tcPr>
     </w:tblStylePr>
   </w:style>
-  <w:style w:type="table" w:styleId="38">
+  <w:style w:type="table" w:styleId="735">
     <w:name w:val="Grid Table 3 - Accent 5"/>
-    <w:basedOn w:val="665"/>
+    <w:basedOn w:val="895"/>
     <w:uiPriority w:val="99"/>
     <w:pPr>
       <w:pBdr/>
@@ -8418,29 +8581,6 @@
         <w:tblBorders/>
       </w:tblPr>
       <w:tcPr>
-        <w:shd w:color="ffffff"/>
-        <w:tcBorders>
-          <w:top w:val="none" w:color="000000" w:sz="4" w:space="0"/>
-          <w:left w:val="none" w:color="000000" w:sz="4" w:space="0"/>
-          <w:bottom w:val="none" w:color="000000" w:sz="4" w:space="0"/>
-          <w:right w:val="none" w:color="000000" w:sz="4" w:space="0"/>
-        </w:tcBorders>
-      </w:tcPr>
-    </w:tblStylePr>
-    <w:tblStylePr w:type="firstRow">
-      <w:rPr>
-        <w:b/>
-        <w:color w:val="404040"/>
-      </w:rPr>
-      <w:pPr>
-        <w:pBdr/>
-        <w:spacing/>
-        <w:ind/>
-      </w:pPr>
-      <w:tblPr>
-        <w:tblBorders/>
-      </w:tblPr>
-      <w:tcPr>
         <w:shd w:val="clear" w:color="ffffff"/>
         <w:tcBorders>
           <w:top w:val="none" w:color="000000" w:sz="4" w:space="0"/>
@@ -8450,30 +8590,7 @@
         </w:tcBorders>
       </w:tcPr>
     </w:tblStylePr>
-    <w:tblStylePr w:type="lastCol">
-      <w:rPr>
-        <w:i/>
-        <w:color w:val="404040"/>
-      </w:rPr>
-      <w:pPr>
-        <w:pBdr/>
-        <w:spacing/>
-        <w:ind/>
-      </w:pPr>
-      <w:tblPr>
-        <w:tblBorders/>
-      </w:tblPr>
-      <w:tcPr>
-        <w:shd w:color="ffffff"/>
-        <w:tcBorders>
-          <w:top w:val="none" w:color="000000" w:sz="4" w:space="0"/>
-          <w:left w:val="none" w:color="000000" w:sz="4" w:space="0"/>
-          <w:bottom w:val="none" w:color="000000" w:sz="4" w:space="0"/>
-          <w:right w:val="none" w:color="000000" w:sz="4" w:space="0"/>
-        </w:tcBorders>
-      </w:tcPr>
-    </w:tblStylePr>
-    <w:tblStylePr w:type="lastRow">
+    <w:tblStylePr w:type="firstRow">
       <w:rPr>
         <w:b/>
         <w:color w:val="404040"/>
@@ -8496,6 +8613,52 @@
         </w:tcBorders>
       </w:tcPr>
     </w:tblStylePr>
+    <w:tblStylePr w:type="lastCol">
+      <w:rPr>
+        <w:i/>
+        <w:color w:val="404040"/>
+      </w:rPr>
+      <w:pPr>
+        <w:pBdr/>
+        <w:spacing/>
+        <w:ind/>
+      </w:pPr>
+      <w:tblPr>
+        <w:tblBorders/>
+      </w:tblPr>
+      <w:tcPr>
+        <w:shd w:val="clear" w:color="ffffff"/>
+        <w:tcBorders>
+          <w:top w:val="none" w:color="000000" w:sz="4" w:space="0"/>
+          <w:left w:val="none" w:color="000000" w:sz="4" w:space="0"/>
+          <w:bottom w:val="none" w:color="000000" w:sz="4" w:space="0"/>
+          <w:right w:val="none" w:color="000000" w:sz="4" w:space="0"/>
+        </w:tcBorders>
+      </w:tcPr>
+    </w:tblStylePr>
+    <w:tblStylePr w:type="lastRow">
+      <w:rPr>
+        <w:b/>
+        <w:color w:val="404040"/>
+      </w:rPr>
+      <w:pPr>
+        <w:pBdr/>
+        <w:spacing/>
+        <w:ind/>
+      </w:pPr>
+      <w:tblPr>
+        <w:tblBorders/>
+      </w:tblPr>
+      <w:tcPr>
+        <w:shd w:val="clear" w:color="ffffff"/>
+        <w:tcBorders>
+          <w:top w:val="none" w:color="000000" w:sz="4" w:space="0"/>
+          <w:left w:val="none" w:color="000000" w:sz="4" w:space="0"/>
+          <w:bottom w:val="none" w:color="000000" w:sz="4" w:space="0"/>
+          <w:right w:val="none" w:color="000000" w:sz="4" w:space="0"/>
+        </w:tcBorders>
+      </w:tcPr>
+    </w:tblStylePr>
     <w:tblStylePr w:type="nwCell">
       <w:pPr>
         <w:pBdr/>
@@ -8562,9 +8725,9 @@
       </w:tcPr>
     </w:tblStylePr>
   </w:style>
-  <w:style w:type="table" w:styleId="39">
+  <w:style w:type="table" w:styleId="736">
     <w:name w:val="Grid Table 3 - Accent 6"/>
-    <w:basedOn w:val="665"/>
+    <w:basedOn w:val="895"/>
     <w:uiPriority w:val="99"/>
     <w:pPr>
       <w:pBdr/>
@@ -8663,29 +8826,6 @@
         <w:tblBorders/>
       </w:tblPr>
       <w:tcPr>
-        <w:shd w:color="ffffff"/>
-        <w:tcBorders>
-          <w:top w:val="none" w:color="000000" w:sz="4" w:space="0"/>
-          <w:left w:val="none" w:color="000000" w:sz="4" w:space="0"/>
-          <w:bottom w:val="none" w:color="000000" w:sz="4" w:space="0"/>
-          <w:right w:val="none" w:color="000000" w:sz="4" w:space="0"/>
-        </w:tcBorders>
-      </w:tcPr>
-    </w:tblStylePr>
-    <w:tblStylePr w:type="firstRow">
-      <w:rPr>
-        <w:b/>
-        <w:color w:val="404040"/>
-      </w:rPr>
-      <w:pPr>
-        <w:pBdr/>
-        <w:spacing/>
-        <w:ind/>
-      </w:pPr>
-      <w:tblPr>
-        <w:tblBorders/>
-      </w:tblPr>
-      <w:tcPr>
         <w:shd w:val="clear" w:color="ffffff"/>
         <w:tcBorders>
           <w:top w:val="none" w:color="000000" w:sz="4" w:space="0"/>
@@ -8695,30 +8835,7 @@
         </w:tcBorders>
       </w:tcPr>
     </w:tblStylePr>
-    <w:tblStylePr w:type="lastCol">
-      <w:rPr>
-        <w:i/>
-        <w:color w:val="404040"/>
-      </w:rPr>
-      <w:pPr>
-        <w:pBdr/>
-        <w:spacing/>
-        <w:ind/>
-      </w:pPr>
-      <w:tblPr>
-        <w:tblBorders/>
-      </w:tblPr>
-      <w:tcPr>
-        <w:shd w:color="ffffff"/>
-        <w:tcBorders>
-          <w:top w:val="none" w:color="000000" w:sz="4" w:space="0"/>
-          <w:left w:val="none" w:color="000000" w:sz="4" w:space="0"/>
-          <w:bottom w:val="none" w:color="000000" w:sz="4" w:space="0"/>
-          <w:right w:val="none" w:color="000000" w:sz="4" w:space="0"/>
-        </w:tcBorders>
-      </w:tcPr>
-    </w:tblStylePr>
-    <w:tblStylePr w:type="lastRow">
+    <w:tblStylePr w:type="firstRow">
       <w:rPr>
         <w:b/>
         <w:color w:val="404040"/>
@@ -8741,6 +8858,52 @@
         </w:tcBorders>
       </w:tcPr>
     </w:tblStylePr>
+    <w:tblStylePr w:type="lastCol">
+      <w:rPr>
+        <w:i/>
+        <w:color w:val="404040"/>
+      </w:rPr>
+      <w:pPr>
+        <w:pBdr/>
+        <w:spacing/>
+        <w:ind/>
+      </w:pPr>
+      <w:tblPr>
+        <w:tblBorders/>
+      </w:tblPr>
+      <w:tcPr>
+        <w:shd w:val="clear" w:color="ffffff"/>
+        <w:tcBorders>
+          <w:top w:val="none" w:color="000000" w:sz="4" w:space="0"/>
+          <w:left w:val="none" w:color="000000" w:sz="4" w:space="0"/>
+          <w:bottom w:val="none" w:color="000000" w:sz="4" w:space="0"/>
+          <w:right w:val="none" w:color="000000" w:sz="4" w:space="0"/>
+        </w:tcBorders>
+      </w:tcPr>
+    </w:tblStylePr>
+    <w:tblStylePr w:type="lastRow">
+      <w:rPr>
+        <w:b/>
+        <w:color w:val="404040"/>
+      </w:rPr>
+      <w:pPr>
+        <w:pBdr/>
+        <w:spacing/>
+        <w:ind/>
+      </w:pPr>
+      <w:tblPr>
+        <w:tblBorders/>
+      </w:tblPr>
+      <w:tcPr>
+        <w:shd w:val="clear" w:color="ffffff"/>
+        <w:tcBorders>
+          <w:top w:val="none" w:color="000000" w:sz="4" w:space="0"/>
+          <w:left w:val="none" w:color="000000" w:sz="4" w:space="0"/>
+          <w:bottom w:val="none" w:color="000000" w:sz="4" w:space="0"/>
+          <w:right w:val="none" w:color="000000" w:sz="4" w:space="0"/>
+        </w:tcBorders>
+      </w:tcPr>
+    </w:tblStylePr>
     <w:tblStylePr w:type="nwCell">
       <w:pPr>
         <w:pBdr/>
@@ -8807,9 +8970,9 @@
       </w:tcPr>
     </w:tblStylePr>
   </w:style>
-  <w:style w:type="table" w:styleId="40">
+  <w:style w:type="table" w:styleId="737">
     <w:name w:val="Grid Table 4"/>
-    <w:basedOn w:val="665"/>
+    <w:basedOn w:val="895"/>
     <w:uiPriority w:val="59"/>
     <w:pPr>
       <w:pBdr/>
@@ -9040,9 +9203,9 @@
       </w:tcPr>
     </w:tblStylePr>
   </w:style>
-  <w:style w:type="table" w:styleId="41">
+  <w:style w:type="table" w:styleId="738">
     <w:name w:val="Grid Table 4 - Accent 1"/>
-    <w:basedOn w:val="665"/>
+    <w:basedOn w:val="895"/>
     <w:uiPriority w:val="59"/>
     <w:pPr>
       <w:pBdr/>
@@ -9273,9 +9436,9 @@
       </w:tcPr>
     </w:tblStylePr>
   </w:style>
-  <w:style w:type="table" w:styleId="42">
+  <w:style w:type="table" w:styleId="739">
     <w:name w:val="Grid Table 4 - Accent 2"/>
-    <w:basedOn w:val="665"/>
+    <w:basedOn w:val="895"/>
     <w:uiPriority w:val="59"/>
     <w:pPr>
       <w:pBdr/>
@@ -9506,9 +9669,9 @@
       </w:tcPr>
     </w:tblStylePr>
   </w:style>
-  <w:style w:type="table" w:styleId="43">
+  <w:style w:type="table" w:styleId="740">
     <w:name w:val="Grid Table 4 - Accent 3"/>
-    <w:basedOn w:val="665"/>
+    <w:basedOn w:val="895"/>
     <w:uiPriority w:val="59"/>
     <w:pPr>
       <w:pBdr/>
@@ -9739,9 +9902,9 @@
       </w:tcPr>
     </w:tblStylePr>
   </w:style>
-  <w:style w:type="table" w:styleId="44">
+  <w:style w:type="table" w:styleId="741">
     <w:name w:val="Grid Table 4 - Accent 4"/>
-    <w:basedOn w:val="665"/>
+    <w:basedOn w:val="895"/>
     <w:uiPriority w:val="59"/>
     <w:pPr>
       <w:pBdr/>
@@ -9972,9 +10135,9 @@
       </w:tcPr>
     </w:tblStylePr>
   </w:style>
-  <w:style w:type="table" w:styleId="45">
+  <w:style w:type="table" w:styleId="742">
     <w:name w:val="Grid Table 4 - Accent 5"/>
-    <w:basedOn w:val="665"/>
+    <w:basedOn w:val="895"/>
     <w:uiPriority w:val="59"/>
     <w:pPr>
       <w:pBdr/>
@@ -10205,9 +10368,9 @@
       </w:tcPr>
     </w:tblStylePr>
   </w:style>
-  <w:style w:type="table" w:styleId="46">
+  <w:style w:type="table" w:styleId="743">
     <w:name w:val="Grid Table 4 - Accent 6"/>
-    <w:basedOn w:val="665"/>
+    <w:basedOn w:val="895"/>
     <w:uiPriority w:val="59"/>
     <w:pPr>
       <w:pBdr/>
@@ -10438,9 +10601,9 @@
       </w:tcPr>
     </w:tblStylePr>
   </w:style>
-  <w:style w:type="table" w:styleId="47">
+  <w:style w:type="table" w:styleId="744">
     <w:name w:val="Grid Table 5 Dark"/>
-    <w:basedOn w:val="665"/>
+    <w:basedOn w:val="895"/>
     <w:uiPriority w:val="99"/>
     <w:pPr>
       <w:pBdr/>
@@ -10666,9 +10829,9 @@
       </w:tcPr>
     </w:tblStylePr>
   </w:style>
-  <w:style w:type="table" w:styleId="48">
+  <w:style w:type="table" w:styleId="745">
     <w:name w:val="Grid Table 5 Dark- Accent 1"/>
-    <w:basedOn w:val="665"/>
+    <w:basedOn w:val="895"/>
     <w:uiPriority w:val="99"/>
     <w:pPr>
       <w:pBdr/>
@@ -10894,9 +11057,9 @@
       </w:tcPr>
     </w:tblStylePr>
   </w:style>
-  <w:style w:type="table" w:styleId="49">
+  <w:style w:type="table" w:styleId="746">
     <w:name w:val="Grid Table 5 Dark - Accent 2"/>
-    <w:basedOn w:val="665"/>
+    <w:basedOn w:val="895"/>
     <w:uiPriority w:val="99"/>
     <w:pPr>
       <w:pBdr/>
@@ -11122,9 +11285,9 @@
       </w:tcPr>
     </w:tblStylePr>
   </w:style>
-  <w:style w:type="table" w:styleId="50">
+  <w:style w:type="table" w:styleId="747">
     <w:name w:val="Grid Table 5 Dark - Accent 3"/>
-    <w:basedOn w:val="665"/>
+    <w:basedOn w:val="895"/>
     <w:uiPriority w:val="99"/>
     <w:pPr>
       <w:pBdr/>
@@ -11350,9 +11513,9 @@
       </w:tcPr>
     </w:tblStylePr>
   </w:style>
-  <w:style w:type="table" w:styleId="51">
+  <w:style w:type="table" w:styleId="748">
     <w:name w:val="Grid Table 5 Dark- Accent 4"/>
-    <w:basedOn w:val="665"/>
+    <w:basedOn w:val="895"/>
     <w:uiPriority w:val="99"/>
     <w:pPr>
       <w:pBdr/>
@@ -11578,9 +11741,9 @@
       </w:tcPr>
     </w:tblStylePr>
   </w:style>
-  <w:style w:type="table" w:styleId="52">
+  <w:style w:type="table" w:styleId="749">
     <w:name w:val="Grid Table 5 Dark - Accent 5"/>
-    <w:basedOn w:val="665"/>
+    <w:basedOn w:val="895"/>
     <w:uiPriority w:val="99"/>
     <w:pPr>
       <w:pBdr/>
@@ -11806,9 +11969,9 @@
       </w:tcPr>
     </w:tblStylePr>
   </w:style>
-  <w:style w:type="table" w:styleId="53">
+  <w:style w:type="table" w:styleId="750">
     <w:name w:val="Grid Table 5 Dark - Accent 6"/>
-    <w:basedOn w:val="665"/>
+    <w:basedOn w:val="895"/>
     <w:uiPriority w:val="99"/>
     <w:pPr>
       <w:pBdr/>
@@ -12034,9 +12197,9 @@
       </w:tcPr>
     </w:tblStylePr>
   </w:style>
-  <w:style w:type="table" w:styleId="54">
+  <w:style w:type="table" w:styleId="751">
     <w:name w:val="Grid Table 6 Colorful"/>
-    <w:basedOn w:val="665"/>
+    <w:basedOn w:val="895"/>
     <w:uiPriority w:val="99"/>
     <w:pPr>
       <w:pBdr/>
@@ -12264,9 +12427,9 @@
       </w:tcPr>
     </w:tblStylePr>
   </w:style>
-  <w:style w:type="table" w:styleId="55">
+  <w:style w:type="table" w:styleId="752">
     <w:name w:val="Grid Table 6 Colorful - Accent 1"/>
-    <w:basedOn w:val="665"/>
+    <w:basedOn w:val="895"/>
     <w:uiPriority w:val="99"/>
     <w:pPr>
       <w:pBdr/>
@@ -12494,9 +12657,9 @@
       </w:tcPr>
     </w:tblStylePr>
   </w:style>
-  <w:style w:type="table" w:styleId="56">
+  <w:style w:type="table" w:styleId="753">
     <w:name w:val="Grid Table 6 Colorful - Accent 2"/>
-    <w:basedOn w:val="665"/>
+    <w:basedOn w:val="895"/>
     <w:uiPriority w:val="99"/>
     <w:pPr>
       <w:pBdr/>
@@ -12724,9 +12887,9 @@
       </w:tcPr>
     </w:tblStylePr>
   </w:style>
-  <w:style w:type="table" w:styleId="57">
+  <w:style w:type="table" w:styleId="754">
     <w:name w:val="Grid Table 6 Colorful - Accent 3"/>
-    <w:basedOn w:val="665"/>
+    <w:basedOn w:val="895"/>
     <w:uiPriority w:val="99"/>
     <w:pPr>
       <w:pBdr/>
@@ -12954,9 +13117,9 @@
       </w:tcPr>
     </w:tblStylePr>
   </w:style>
-  <w:style w:type="table" w:styleId="58">
+  <w:style w:type="table" w:styleId="755">
     <w:name w:val="Grid Table 6 Colorful - Accent 4"/>
-    <w:basedOn w:val="665"/>
+    <w:basedOn w:val="895"/>
     <w:uiPriority w:val="99"/>
     <w:pPr>
       <w:pBdr/>
@@ -13184,9 +13347,9 @@
       </w:tcPr>
     </w:tblStylePr>
   </w:style>
-  <w:style w:type="table" w:styleId="59">
+  <w:style w:type="table" w:styleId="756">
     <w:name w:val="Grid Table 6 Colorful - Accent 5"/>
-    <w:basedOn w:val="665"/>
+    <w:basedOn w:val="895"/>
     <w:uiPriority w:val="99"/>
     <w:pPr>
       <w:pBdr/>
@@ -13414,9 +13577,9 @@
       </w:tcPr>
     </w:tblStylePr>
   </w:style>
-  <w:style w:type="table" w:styleId="60">
+  <w:style w:type="table" w:styleId="757">
     <w:name w:val="Grid Table 6 Colorful - Accent 6"/>
-    <w:basedOn w:val="665"/>
+    <w:basedOn w:val="895"/>
     <w:uiPriority w:val="99"/>
     <w:pPr>
       <w:pBdr/>
@@ -13644,9 +13807,9 @@
       </w:tcPr>
     </w:tblStylePr>
   </w:style>
-  <w:style w:type="table" w:styleId="61">
+  <w:style w:type="table" w:styleId="758">
     <w:name w:val="Grid Table 7 Colorful"/>
-    <w:basedOn w:val="665"/>
+    <w:basedOn w:val="895"/>
     <w:uiPriority w:val="99"/>
     <w:pPr>
       <w:pBdr/>
@@ -13748,11 +13911,11 @@
         <w:tblBorders/>
       </w:tblPr>
       <w:tcPr>
-        <w:shd w:color="ffffff"/>
+        <w:shd w:val="clear" w:color="ffffff"/>
         <w:tcBorders>
-          <w:top w:val="none"/>
-          <w:left w:val="none"/>
-          <w:bottom w:val="none"/>
+          <w:top w:val="none" w:color="000000" w:sz="4" w:space="0"/>
+          <w:left w:val="none" w:color="000000" w:sz="4" w:space="0"/>
+          <w:bottom w:val="none" w:color="000000" w:sz="4" w:space="0"/>
           <w:right w:val="single" w:color="000000" w:themeColor="text1" w:themeTint="80" w:sz="4" w:space="0"/>
         </w:tcBorders>
       </w:tcPr>
@@ -13775,10 +13938,10 @@
       <w:tcPr>
         <w:shd w:val="clear" w:color="ffffff" w:themeColor="light1" w:fill="ffffff" w:themeFill="light1"/>
         <w:tcBorders>
-          <w:top w:val="none"/>
-          <w:left w:val="none"/>
+          <w:top w:val="none" w:color="000000" w:sz="4" w:space="0"/>
+          <w:left w:val="none" w:color="000000" w:sz="4" w:space="0"/>
           <w:bottom w:val="single" w:color="000000" w:themeColor="text1" w:themeTint="80" w:sz="4" w:space="0"/>
-          <w:right w:val="none"/>
+          <w:right w:val="none" w:color="000000" w:sz="4" w:space="0"/>
         </w:tcBorders>
       </w:tcPr>
     </w:tblStylePr>
@@ -13798,12 +13961,12 @@
         <w:tblBorders/>
       </w:tblPr>
       <w:tcPr>
-        <w:shd w:color="ffffff"/>
+        <w:shd w:val="clear" w:color="ffffff"/>
         <w:tcBorders>
-          <w:top w:val="none"/>
+          <w:top w:val="none" w:color="000000" w:sz="4" w:space="0"/>
           <w:left w:val="single" w:color="000000" w:themeColor="text1" w:themeTint="80" w:sz="4" w:space="0"/>
-          <w:bottom w:val="none"/>
-          <w:right w:val="none"/>
+          <w:bottom w:val="none" w:color="000000" w:sz="4" w:space="0"/>
+          <w:right w:val="none" w:color="000000" w:sz="4" w:space="0"/>
         </w:tcBorders>
       </w:tcPr>
     </w:tblStylePr>
@@ -13826,9 +13989,9 @@
         <w:shd w:val="clear" w:color="ffffff" w:themeColor="light1" w:fill="ffffff" w:themeFill="light1"/>
         <w:tcBorders>
           <w:top w:val="single" w:color="000000" w:themeColor="text1" w:themeTint="80" w:sz="4" w:space="0"/>
-          <w:left w:val="none"/>
-          <w:bottom w:val="none"/>
-          <w:right w:val="none"/>
+          <w:left w:val="none" w:color="000000" w:sz="4" w:space="0"/>
+          <w:bottom w:val="none" w:color="000000" w:sz="4" w:space="0"/>
+          <w:right w:val="none" w:color="000000" w:sz="4" w:space="0"/>
         </w:tcBorders>
       </w:tcPr>
     </w:tblStylePr>
@@ -13898,9 +14061,9 @@
       </w:tcPr>
     </w:tblStylePr>
   </w:style>
-  <w:style w:type="table" w:styleId="62">
+  <w:style w:type="table" w:styleId="759">
     <w:name w:val="Grid Table 7 Colorful - Accent 1"/>
-    <w:basedOn w:val="665"/>
+    <w:basedOn w:val="895"/>
     <w:uiPriority w:val="99"/>
     <w:pPr>
       <w:pBdr/>
@@ -14002,11 +14165,11 @@
         <w:tblBorders/>
       </w:tblPr>
       <w:tcPr>
-        <w:shd w:color="ffffff"/>
+        <w:shd w:val="clear" w:color="ffffff"/>
         <w:tcBorders>
-          <w:top w:val="none"/>
-          <w:left w:val="none"/>
-          <w:bottom w:val="none"/>
+          <w:top w:val="none" w:color="000000" w:sz="4" w:space="0"/>
+          <w:left w:val="none" w:color="000000" w:sz="4" w:space="0"/>
+          <w:bottom w:val="none" w:color="000000" w:sz="4" w:space="0"/>
           <w:right w:val="single" w:color="000000" w:themeColor="accent1" w:themeTint="80" w:sz="4" w:space="0"/>
         </w:tcBorders>
       </w:tcPr>
@@ -14029,10 +14192,10 @@
       <w:tcPr>
         <w:shd w:val="clear" w:color="ffffff" w:themeColor="light1" w:fill="ffffff" w:themeFill="light1"/>
         <w:tcBorders>
-          <w:top w:val="none"/>
-          <w:left w:val="none"/>
+          <w:top w:val="none" w:color="000000" w:sz="4" w:space="0"/>
+          <w:left w:val="none" w:color="000000" w:sz="4" w:space="0"/>
           <w:bottom w:val="single" w:color="000000" w:themeColor="accent1" w:themeTint="80" w:sz="4" w:space="0"/>
-          <w:right w:val="none"/>
+          <w:right w:val="none" w:color="000000" w:sz="4" w:space="0"/>
         </w:tcBorders>
       </w:tcPr>
     </w:tblStylePr>
@@ -14052,12 +14215,12 @@
         <w:tblBorders/>
       </w:tblPr>
       <w:tcPr>
-        <w:shd w:color="ffffff"/>
+        <w:shd w:val="clear" w:color="ffffff"/>
         <w:tcBorders>
-          <w:top w:val="none"/>
+          <w:top w:val="none" w:color="000000" w:sz="4" w:space="0"/>
           <w:left w:val="single" w:color="000000" w:themeColor="accent1" w:themeTint="80" w:sz="4" w:space="0"/>
-          <w:bottom w:val="none"/>
-          <w:right w:val="none"/>
+          <w:bottom w:val="none" w:color="000000" w:sz="4" w:space="0"/>
+          <w:right w:val="none" w:color="000000" w:sz="4" w:space="0"/>
         </w:tcBorders>
       </w:tcPr>
     </w:tblStylePr>
@@ -14080,9 +14243,9 @@
         <w:shd w:val="clear" w:color="ffffff" w:themeColor="light1" w:fill="ffffff" w:themeFill="light1"/>
         <w:tcBorders>
           <w:top w:val="single" w:color="000000" w:themeColor="accent1" w:themeTint="80" w:sz="4" w:space="0"/>
-          <w:left w:val="none"/>
-          <w:bottom w:val="none"/>
-          <w:right w:val="none"/>
+          <w:left w:val="none" w:color="000000" w:sz="4" w:space="0"/>
+          <w:bottom w:val="none" w:color="000000" w:sz="4" w:space="0"/>
+          <w:right w:val="none" w:color="000000" w:sz="4" w:space="0"/>
         </w:tcBorders>
       </w:tcPr>
     </w:tblStylePr>
@@ -14152,9 +14315,9 @@
       </w:tcPr>
     </w:tblStylePr>
   </w:style>
-  <w:style w:type="table" w:styleId="63">
+  <w:style w:type="table" w:styleId="760">
     <w:name w:val="Grid Table 7 Colorful - Accent 2"/>
-    <w:basedOn w:val="665"/>
+    <w:basedOn w:val="895"/>
     <w:uiPriority w:val="99"/>
     <w:pPr>
       <w:pBdr/>
@@ -14256,11 +14419,11 @@
         <w:tblBorders/>
       </w:tblPr>
       <w:tcPr>
-        <w:shd w:color="ffffff"/>
+        <w:shd w:val="clear" w:color="ffffff"/>
         <w:tcBorders>
-          <w:top w:val="none"/>
-          <w:left w:val="none"/>
-          <w:bottom w:val="none"/>
+          <w:top w:val="none" w:color="000000" w:sz="4" w:space="0"/>
+          <w:left w:val="none" w:color="000000" w:sz="4" w:space="0"/>
+          <w:bottom w:val="none" w:color="000000" w:sz="4" w:space="0"/>
           <w:right w:val="single" w:color="000000" w:themeColor="accent2" w:themeTint="97" w:sz="4" w:space="0"/>
         </w:tcBorders>
       </w:tcPr>
@@ -14283,10 +14446,10 @@
       <w:tcPr>
         <w:shd w:val="clear" w:color="ffffff" w:themeColor="light1" w:fill="ffffff" w:themeFill="light1"/>
         <w:tcBorders>
-          <w:top w:val="none"/>
-          <w:left w:val="none"/>
+          <w:top w:val="none" w:color="000000" w:sz="4" w:space="0"/>
+          <w:left w:val="none" w:color="000000" w:sz="4" w:space="0"/>
           <w:bottom w:val="single" w:color="000000" w:themeColor="accent2" w:themeTint="97" w:sz="4" w:space="0"/>
-          <w:right w:val="none"/>
+          <w:right w:val="none" w:color="000000" w:sz="4" w:space="0"/>
         </w:tcBorders>
       </w:tcPr>
     </w:tblStylePr>
@@ -14306,12 +14469,12 @@
         <w:tblBorders/>
       </w:tblPr>
       <w:tcPr>
-        <w:shd w:color="ffffff"/>
+        <w:shd w:val="clear" w:color="ffffff"/>
         <w:tcBorders>
-          <w:top w:val="none"/>
+          <w:top w:val="none" w:color="000000" w:sz="4" w:space="0"/>
           <w:left w:val="single" w:color="000000" w:themeColor="accent2" w:themeTint="97" w:sz="4" w:space="0"/>
-          <w:bottom w:val="none"/>
-          <w:right w:val="none"/>
+          <w:bottom w:val="none" w:color="000000" w:sz="4" w:space="0"/>
+          <w:right w:val="none" w:color="000000" w:sz="4" w:space="0"/>
         </w:tcBorders>
       </w:tcPr>
     </w:tblStylePr>
@@ -14334,9 +14497,9 @@
         <w:shd w:val="clear" w:color="ffffff" w:themeColor="light1" w:fill="ffffff" w:themeFill="light1"/>
         <w:tcBorders>
           <w:top w:val="single" w:color="000000" w:themeColor="accent2" w:themeTint="97" w:sz="4" w:space="0"/>
-          <w:left w:val="none"/>
-          <w:bottom w:val="none"/>
-          <w:right w:val="none"/>
+          <w:left w:val="none" w:color="000000" w:sz="4" w:space="0"/>
+          <w:bottom w:val="none" w:color="000000" w:sz="4" w:space="0"/>
+          <w:right w:val="none" w:color="000000" w:sz="4" w:space="0"/>
         </w:tcBorders>
       </w:tcPr>
     </w:tblStylePr>
@@ -14406,9 +14569,9 @@
       </w:tcPr>
     </w:tblStylePr>
   </w:style>
-  <w:style w:type="table" w:styleId="64">
+  <w:style w:type="table" w:styleId="761">
     <w:name w:val="Grid Table 7 Colorful - Accent 3"/>
-    <w:basedOn w:val="665"/>
+    <w:basedOn w:val="895"/>
     <w:uiPriority w:val="99"/>
     <w:pPr>
       <w:pBdr/>
@@ -14510,11 +14673,11 @@
         <w:tblBorders/>
       </w:tblPr>
       <w:tcPr>
-        <w:shd w:color="ffffff"/>
+        <w:shd w:val="clear" w:color="ffffff"/>
         <w:tcBorders>
-          <w:top w:val="none"/>
-          <w:left w:val="none"/>
-          <w:bottom w:val="none"/>
+          <w:top w:val="none" w:color="000000" w:sz="4" w:space="0"/>
+          <w:left w:val="none" w:color="000000" w:sz="4" w:space="0"/>
+          <w:bottom w:val="none" w:color="000000" w:sz="4" w:space="0"/>
           <w:right w:val="single" w:color="000000" w:themeColor="accent3" w:themeTint="FE" w:sz="4" w:space="0"/>
         </w:tcBorders>
       </w:tcPr>
@@ -14537,10 +14700,10 @@
       <w:tcPr>
         <w:shd w:val="clear" w:color="ffffff" w:themeColor="light1" w:fill="ffffff" w:themeFill="light1"/>
         <w:tcBorders>
-          <w:top w:val="none"/>
-          <w:left w:val="none"/>
+          <w:top w:val="none" w:color="000000" w:sz="4" w:space="0"/>
+          <w:left w:val="none" w:color="000000" w:sz="4" w:space="0"/>
           <w:bottom w:val="single" w:color="000000" w:themeColor="accent3" w:themeTint="FE" w:sz="4" w:space="0"/>
-          <w:right w:val="none"/>
+          <w:right w:val="none" w:color="000000" w:sz="4" w:space="0"/>
         </w:tcBorders>
       </w:tcPr>
     </w:tblStylePr>
@@ -14560,12 +14723,12 @@
         <w:tblBorders/>
       </w:tblPr>
       <w:tcPr>
-        <w:shd w:color="ffffff"/>
+        <w:shd w:val="clear" w:color="ffffff"/>
         <w:tcBorders>
-          <w:top w:val="none"/>
+          <w:top w:val="none" w:color="000000" w:sz="4" w:space="0"/>
           <w:left w:val="single" w:color="000000" w:themeColor="accent3" w:themeTint="FE" w:sz="4" w:space="0"/>
-          <w:bottom w:val="none"/>
-          <w:right w:val="none"/>
+          <w:bottom w:val="none" w:color="000000" w:sz="4" w:space="0"/>
+          <w:right w:val="none" w:color="000000" w:sz="4" w:space="0"/>
         </w:tcBorders>
       </w:tcPr>
     </w:tblStylePr>
@@ -14588,9 +14751,9 @@
         <w:shd w:val="clear" w:color="ffffff" w:themeColor="light1" w:fill="ffffff" w:themeFill="light1"/>
         <w:tcBorders>
           <w:top w:val="single" w:color="000000" w:themeColor="accent3" w:themeTint="FE" w:sz="4" w:space="0"/>
-          <w:left w:val="none"/>
-          <w:bottom w:val="none"/>
-          <w:right w:val="none"/>
+          <w:left w:val="none" w:color="000000" w:sz="4" w:space="0"/>
+          <w:bottom w:val="none" w:color="000000" w:sz="4" w:space="0"/>
+          <w:right w:val="none" w:color="000000" w:sz="4" w:space="0"/>
         </w:tcBorders>
       </w:tcPr>
     </w:tblStylePr>
@@ -14660,9 +14823,9 @@
       </w:tcPr>
     </w:tblStylePr>
   </w:style>
-  <w:style w:type="table" w:styleId="65">
+  <w:style w:type="table" w:styleId="762">
     <w:name w:val="Grid Table 7 Colorful - Accent 4"/>
-    <w:basedOn w:val="665"/>
+    <w:basedOn w:val="895"/>
     <w:uiPriority w:val="99"/>
     <w:pPr>
       <w:pBdr/>
@@ -14764,11 +14927,11 @@
         <w:tblBorders/>
       </w:tblPr>
       <w:tcPr>
-        <w:shd w:color="ffffff"/>
+        <w:shd w:val="clear" w:color="ffffff"/>
         <w:tcBorders>
-          <w:top w:val="none"/>
-          <w:left w:val="none"/>
-          <w:bottom w:val="none"/>
+          <w:top w:val="none" w:color="000000" w:sz="4" w:space="0"/>
+          <w:left w:val="none" w:color="000000" w:sz="4" w:space="0"/>
+          <w:bottom w:val="none" w:color="000000" w:sz="4" w:space="0"/>
           <w:right w:val="single" w:color="000000" w:themeColor="accent4" w:themeTint="9A" w:sz="4" w:space="0"/>
         </w:tcBorders>
       </w:tcPr>
@@ -14791,10 +14954,10 @@
       <w:tcPr>
         <w:shd w:val="clear" w:color="ffffff" w:themeColor="light1" w:fill="ffffff" w:themeFill="light1"/>
         <w:tcBorders>
-          <w:top w:val="none"/>
-          <w:left w:val="none"/>
+          <w:top w:val="none" w:color="000000" w:sz="4" w:space="0"/>
+          <w:left w:val="none" w:color="000000" w:sz="4" w:space="0"/>
           <w:bottom w:val="single" w:color="000000" w:themeColor="accent4" w:themeTint="9A" w:sz="4" w:space="0"/>
-          <w:right w:val="none"/>
+          <w:right w:val="none" w:color="000000" w:sz="4" w:space="0"/>
         </w:tcBorders>
       </w:tcPr>
     </w:tblStylePr>
@@ -14814,12 +14977,12 @@
         <w:tblBorders/>
       </w:tblPr>
       <w:tcPr>
-        <w:shd w:color="ffffff"/>
+        <w:shd w:val="clear" w:color="ffffff"/>
         <w:tcBorders>
-          <w:top w:val="none"/>
+          <w:top w:val="none" w:color="000000" w:sz="4" w:space="0"/>
           <w:left w:val="single" w:color="000000" w:themeColor="accent4" w:themeTint="9A" w:sz="4" w:space="0"/>
-          <w:bottom w:val="none"/>
-          <w:right w:val="none"/>
+          <w:bottom w:val="none" w:color="000000" w:sz="4" w:space="0"/>
+          <w:right w:val="none" w:color="000000" w:sz="4" w:space="0"/>
         </w:tcBorders>
       </w:tcPr>
     </w:tblStylePr>
@@ -14842,9 +15005,9 @@
         <w:shd w:val="clear" w:color="ffffff" w:themeColor="light1" w:fill="ffffff" w:themeFill="light1"/>
         <w:tcBorders>
           <w:top w:val="single" w:color="000000" w:themeColor="accent4" w:themeTint="9A" w:sz="4" w:space="0"/>
-          <w:left w:val="none"/>
-          <w:bottom w:val="none"/>
-          <w:right w:val="none"/>
+          <w:left w:val="none" w:color="000000" w:sz="4" w:space="0"/>
+          <w:bottom w:val="none" w:color="000000" w:sz="4" w:space="0"/>
+          <w:right w:val="none" w:color="000000" w:sz="4" w:space="0"/>
         </w:tcBorders>
       </w:tcPr>
     </w:tblStylePr>
@@ -14914,9 +15077,9 @@
       </w:tcPr>
     </w:tblStylePr>
   </w:style>
-  <w:style w:type="table" w:styleId="66">
+  <w:style w:type="table" w:styleId="763">
     <w:name w:val="Grid Table 7 Colorful - Accent 5"/>
-    <w:basedOn w:val="665"/>
+    <w:basedOn w:val="895"/>
     <w:uiPriority w:val="99"/>
     <w:pPr>
       <w:pBdr/>
@@ -15018,11 +15181,11 @@
         <w:tblBorders/>
       </w:tblPr>
       <w:tcPr>
-        <w:shd w:color="ffffff"/>
+        <w:shd w:val="clear" w:color="ffffff"/>
         <w:tcBorders>
-          <w:top w:val="none"/>
-          <w:left w:val="none"/>
-          <w:bottom w:val="none"/>
+          <w:top w:val="none" w:color="000000" w:sz="4" w:space="0"/>
+          <w:left w:val="none" w:color="000000" w:sz="4" w:space="0"/>
+          <w:bottom w:val="none" w:color="000000" w:sz="4" w:space="0"/>
           <w:right w:val="single" w:color="000000" w:themeColor="accent5" w:themeTint="90" w:sz="4" w:space="0"/>
         </w:tcBorders>
       </w:tcPr>
@@ -15045,10 +15208,10 @@
       <w:tcPr>
         <w:shd w:val="clear" w:color="ffffff" w:themeColor="light1" w:fill="ffffff" w:themeFill="light1"/>
         <w:tcBorders>
-          <w:top w:val="none"/>
-          <w:left w:val="none"/>
+          <w:top w:val="none" w:color="000000" w:sz="4" w:space="0"/>
+          <w:left w:val="none" w:color="000000" w:sz="4" w:space="0"/>
           <w:bottom w:val="single" w:color="000000" w:themeColor="accent5" w:themeTint="90" w:sz="4" w:space="0"/>
-          <w:right w:val="none"/>
+          <w:right w:val="none" w:color="000000" w:sz="4" w:space="0"/>
         </w:tcBorders>
       </w:tcPr>
     </w:tblStylePr>
@@ -15068,12 +15231,12 @@
         <w:tblBorders/>
       </w:tblPr>
       <w:tcPr>
-        <w:shd w:color="ffffff"/>
+        <w:shd w:val="clear" w:color="ffffff"/>
         <w:tcBorders>
-          <w:top w:val="none"/>
+          <w:top w:val="none" w:color="000000" w:sz="4" w:space="0"/>
           <w:left w:val="single" w:color="000000" w:themeColor="accent5" w:themeTint="90" w:sz="4" w:space="0"/>
-          <w:bottom w:val="none"/>
-          <w:right w:val="none"/>
+          <w:bottom w:val="none" w:color="000000" w:sz="4" w:space="0"/>
+          <w:right w:val="none" w:color="000000" w:sz="4" w:space="0"/>
         </w:tcBorders>
       </w:tcPr>
     </w:tblStylePr>
@@ -15096,9 +15259,9 @@
         <w:shd w:val="clear" w:color="ffffff" w:themeColor="light1" w:fill="ffffff" w:themeFill="light1"/>
         <w:tcBorders>
           <w:top w:val="single" w:color="000000" w:themeColor="accent5" w:themeTint="90" w:sz="4" w:space="0"/>
-          <w:left w:val="none"/>
-          <w:bottom w:val="none"/>
-          <w:right w:val="none"/>
+          <w:left w:val="none" w:color="000000" w:sz="4" w:space="0"/>
+          <w:bottom w:val="none" w:color="000000" w:sz="4" w:space="0"/>
+          <w:right w:val="none" w:color="000000" w:sz="4" w:space="0"/>
         </w:tcBorders>
       </w:tcPr>
     </w:tblStylePr>
@@ -15168,9 +15331,9 @@
       </w:tcPr>
     </w:tblStylePr>
   </w:style>
-  <w:style w:type="table" w:styleId="67">
+  <w:style w:type="table" w:styleId="764">
     <w:name w:val="Grid Table 7 Colorful - Accent 6"/>
-    <w:basedOn w:val="665"/>
+    <w:basedOn w:val="895"/>
     <w:uiPriority w:val="99"/>
     <w:pPr>
       <w:pBdr/>
@@ -15272,11 +15435,11 @@
         <w:tblBorders/>
       </w:tblPr>
       <w:tcPr>
-        <w:shd w:color="ffffff"/>
+        <w:shd w:val="clear" w:color="ffffff"/>
         <w:tcBorders>
-          <w:top w:val="none"/>
-          <w:left w:val="none"/>
-          <w:bottom w:val="none"/>
+          <w:top w:val="none" w:color="000000" w:sz="4" w:space="0"/>
+          <w:left w:val="none" w:color="000000" w:sz="4" w:space="0"/>
+          <w:bottom w:val="none" w:color="000000" w:sz="4" w:space="0"/>
           <w:right w:val="single" w:color="000000" w:themeColor="accent6" w:themeTint="90" w:sz="4" w:space="0"/>
         </w:tcBorders>
       </w:tcPr>
@@ -15299,10 +15462,10 @@
       <w:tcPr>
         <w:shd w:val="clear" w:color="ffffff" w:themeColor="light1" w:fill="ffffff" w:themeFill="light1"/>
         <w:tcBorders>
-          <w:top w:val="none"/>
-          <w:left w:val="none"/>
+          <w:top w:val="none" w:color="000000" w:sz="4" w:space="0"/>
+          <w:left w:val="none" w:color="000000" w:sz="4" w:space="0"/>
           <w:bottom w:val="single" w:color="000000" w:themeColor="accent6" w:themeTint="90" w:sz="4" w:space="0"/>
-          <w:right w:val="none"/>
+          <w:right w:val="none" w:color="000000" w:sz="4" w:space="0"/>
         </w:tcBorders>
       </w:tcPr>
     </w:tblStylePr>
@@ -15322,12 +15485,12 @@
         <w:tblBorders/>
       </w:tblPr>
       <w:tcPr>
-        <w:shd w:color="ffffff"/>
+        <w:shd w:val="clear" w:color="ffffff"/>
         <w:tcBorders>
-          <w:top w:val="none"/>
+          <w:top w:val="none" w:color="000000" w:sz="4" w:space="0"/>
           <w:left w:val="single" w:color="000000" w:themeColor="accent6" w:themeTint="90" w:sz="4" w:space="0"/>
-          <w:bottom w:val="none"/>
-          <w:right w:val="none"/>
+          <w:bottom w:val="none" w:color="000000" w:sz="4" w:space="0"/>
+          <w:right w:val="none" w:color="000000" w:sz="4" w:space="0"/>
         </w:tcBorders>
       </w:tcPr>
     </w:tblStylePr>
@@ -15350,9 +15513,9 @@
         <w:shd w:val="clear" w:color="ffffff" w:themeColor="light1" w:fill="ffffff" w:themeFill="light1"/>
         <w:tcBorders>
           <w:top w:val="single" w:color="000000" w:themeColor="accent6" w:themeTint="90" w:sz="4" w:space="0"/>
-          <w:left w:val="none"/>
-          <w:bottom w:val="none"/>
-          <w:right w:val="none"/>
+          <w:left w:val="none" w:color="000000" w:sz="4" w:space="0"/>
+          <w:bottom w:val="none" w:color="000000" w:sz="4" w:space="0"/>
+          <w:right w:val="none" w:color="000000" w:sz="4" w:space="0"/>
         </w:tcBorders>
       </w:tcPr>
     </w:tblStylePr>
@@ -15422,9 +15585,9 @@
       </w:tcPr>
     </w:tblStylePr>
   </w:style>
-  <w:style w:type="table" w:styleId="68">
+  <w:style w:type="table" w:styleId="765">
     <w:name w:val="List Table 1 Light"/>
-    <w:basedOn w:val="665"/>
+    <w:basedOn w:val="895"/>
     <w:uiPriority w:val="99"/>
     <w:pPr>
       <w:pBdr/>
@@ -15638,9 +15801,9 @@
       </w:tcPr>
     </w:tblStylePr>
   </w:style>
-  <w:style w:type="table" w:styleId="69">
+  <w:style w:type="table" w:styleId="766">
     <w:name w:val="List Table 1 Light - Accent 1"/>
-    <w:basedOn w:val="665"/>
+    <w:basedOn w:val="895"/>
     <w:uiPriority w:val="99"/>
     <w:pPr>
       <w:pBdr/>
@@ -15854,9 +16017,9 @@
       </w:tcPr>
     </w:tblStylePr>
   </w:style>
-  <w:style w:type="table" w:styleId="70">
+  <w:style w:type="table" w:styleId="767">
     <w:name w:val="List Table 1 Light - Accent 2"/>
-    <w:basedOn w:val="665"/>
+    <w:basedOn w:val="895"/>
     <w:uiPriority w:val="99"/>
     <w:pPr>
       <w:pBdr/>
@@ -16070,9 +16233,9 @@
       </w:tcPr>
     </w:tblStylePr>
   </w:style>
-  <w:style w:type="table" w:styleId="71">
+  <w:style w:type="table" w:styleId="768">
     <w:name w:val="List Table 1 Light - Accent 3"/>
-    <w:basedOn w:val="665"/>
+    <w:basedOn w:val="895"/>
     <w:uiPriority w:val="99"/>
     <w:pPr>
       <w:pBdr/>
@@ -16286,9 +16449,9 @@
       </w:tcPr>
     </w:tblStylePr>
   </w:style>
-  <w:style w:type="table" w:styleId="72">
+  <w:style w:type="table" w:styleId="769">
     <w:name w:val="List Table 1 Light - Accent 4"/>
-    <w:basedOn w:val="665"/>
+    <w:basedOn w:val="895"/>
     <w:uiPriority w:val="99"/>
     <w:pPr>
       <w:pBdr/>
@@ -16502,9 +16665,9 @@
       </w:tcPr>
     </w:tblStylePr>
   </w:style>
-  <w:style w:type="table" w:styleId="73">
+  <w:style w:type="table" w:styleId="770">
     <w:name w:val="List Table 1 Light - Accent 5"/>
-    <w:basedOn w:val="665"/>
+    <w:basedOn w:val="895"/>
     <w:uiPriority w:val="99"/>
     <w:pPr>
       <w:pBdr/>
@@ -16718,9 +16881,9 @@
       </w:tcPr>
     </w:tblStylePr>
   </w:style>
-  <w:style w:type="table" w:styleId="74">
+  <w:style w:type="table" w:styleId="771">
     <w:name w:val="List Table 1 Light - Accent 6"/>
-    <w:basedOn w:val="665"/>
+    <w:basedOn w:val="895"/>
     <w:uiPriority w:val="99"/>
     <w:pPr>
       <w:pBdr/>
@@ -16934,9 +17097,9 @@
       </w:tcPr>
     </w:tblStylePr>
   </w:style>
-  <w:style w:type="table" w:styleId="75">
+  <w:style w:type="table" w:styleId="772">
     <w:name w:val="List Table 2"/>
-    <w:basedOn w:val="665"/>
+    <w:basedOn w:val="895"/>
     <w:uiPriority w:val="99"/>
     <w:pPr>
       <w:pBdr/>
@@ -17172,9 +17335,9 @@
       </w:tcPr>
     </w:tblStylePr>
   </w:style>
-  <w:style w:type="table" w:styleId="76">
+  <w:style w:type="table" w:styleId="773">
     <w:name w:val="List Table 2 - Accent 1"/>
-    <w:basedOn w:val="665"/>
+    <w:basedOn w:val="895"/>
     <w:uiPriority w:val="99"/>
     <w:pPr>
       <w:pBdr/>
@@ -17410,9 +17573,9 @@
       </w:tcPr>
     </w:tblStylePr>
   </w:style>
-  <w:style w:type="table" w:styleId="77">
+  <w:style w:type="table" w:styleId="774">
     <w:name w:val="List Table 2 - Accent 2"/>
-    <w:basedOn w:val="665"/>
+    <w:basedOn w:val="895"/>
     <w:uiPriority w:val="99"/>
     <w:pPr>
       <w:pBdr/>
@@ -17648,9 +17811,9 @@
       </w:tcPr>
     </w:tblStylePr>
   </w:style>
-  <w:style w:type="table" w:styleId="78">
+  <w:style w:type="table" w:styleId="775">
     <w:name w:val="List Table 2 - Accent 3"/>
-    <w:basedOn w:val="665"/>
+    <w:basedOn w:val="895"/>
     <w:uiPriority w:val="99"/>
     <w:pPr>
       <w:pBdr/>
@@ -17886,9 +18049,9 @@
       </w:tcPr>
     </w:tblStylePr>
   </w:style>
-  <w:style w:type="table" w:styleId="79">
+  <w:style w:type="table" w:styleId="776">
     <w:name w:val="List Table 2 - Accent 4"/>
-    <w:basedOn w:val="665"/>
+    <w:basedOn w:val="895"/>
     <w:uiPriority w:val="99"/>
     <w:pPr>
       <w:pBdr/>
@@ -18124,9 +18287,9 @@
       </w:tcPr>
     </w:tblStylePr>
   </w:style>
-  <w:style w:type="table" w:styleId="80">
+  <w:style w:type="table" w:styleId="777">
     <w:name w:val="List Table 2 - Accent 5"/>
-    <w:basedOn w:val="665"/>
+    <w:basedOn w:val="895"/>
     <w:uiPriority w:val="99"/>
     <w:pPr>
       <w:pBdr/>
@@ -18362,9 +18525,9 @@
       </w:tcPr>
     </w:tblStylePr>
   </w:style>
-  <w:style w:type="table" w:styleId="81">
+  <w:style w:type="table" w:styleId="778">
     <w:name w:val="List Table 2 - Accent 6"/>
-    <w:basedOn w:val="665"/>
+    <w:basedOn w:val="895"/>
     <w:uiPriority w:val="99"/>
     <w:pPr>
       <w:pBdr/>
@@ -18600,9 +18763,9 @@
       </w:tcPr>
     </w:tblStylePr>
   </w:style>
-  <w:style w:type="table" w:styleId="82">
+  <w:style w:type="table" w:styleId="779">
     <w:name w:val="List Table 3"/>
-    <w:basedOn w:val="665"/>
+    <w:basedOn w:val="895"/>
     <w:uiPriority w:val="99"/>
     <w:pPr>
       <w:pBdr/>
@@ -18828,9 +18991,9 @@
       </w:tcPr>
     </w:tblStylePr>
   </w:style>
-  <w:style w:type="table" w:styleId="83">
+  <w:style w:type="table" w:styleId="780">
     <w:name w:val="List Table 3 - Accent 1"/>
-    <w:basedOn w:val="665"/>
+    <w:basedOn w:val="895"/>
     <w:uiPriority w:val="99"/>
     <w:pPr>
       <w:pBdr/>
@@ -19056,9 +19219,9 @@
       </w:tcPr>
     </w:tblStylePr>
   </w:style>
-  <w:style w:type="table" w:styleId="84">
+  <w:style w:type="table" w:styleId="781">
     <w:name w:val="List Table 3 - Accent 2"/>
-    <w:basedOn w:val="665"/>
+    <w:basedOn w:val="895"/>
     <w:uiPriority w:val="99"/>
     <w:pPr>
       <w:pBdr/>
@@ -19284,9 +19447,9 @@
       </w:tcPr>
     </w:tblStylePr>
   </w:style>
-  <w:style w:type="table" w:styleId="85">
+  <w:style w:type="table" w:styleId="782">
     <w:name w:val="List Table 3 - Accent 3"/>
-    <w:basedOn w:val="665"/>
+    <w:basedOn w:val="895"/>
     <w:uiPriority w:val="99"/>
     <w:pPr>
       <w:pBdr/>
@@ -19512,9 +19675,9 @@
       </w:tcPr>
     </w:tblStylePr>
   </w:style>
-  <w:style w:type="table" w:styleId="86">
+  <w:style w:type="table" w:styleId="783">
     <w:name w:val="List Table 3 - Accent 4"/>
-    <w:basedOn w:val="665"/>
+    <w:basedOn w:val="895"/>
     <w:uiPriority w:val="99"/>
     <w:pPr>
       <w:pBdr/>
@@ -19740,9 +19903,9 @@
       </w:tcPr>
     </w:tblStylePr>
   </w:style>
-  <w:style w:type="table" w:styleId="87">
+  <w:style w:type="table" w:styleId="784">
     <w:name w:val="List Table 3 - Accent 5"/>
-    <w:basedOn w:val="665"/>
+    <w:basedOn w:val="895"/>
     <w:uiPriority w:val="99"/>
     <w:pPr>
       <w:pBdr/>
@@ -19968,9 +20131,9 @@
       </w:tcPr>
     </w:tblStylePr>
   </w:style>
-  <w:style w:type="table" w:styleId="88">
+  <w:style w:type="table" w:styleId="785">
     <w:name w:val="List Table 3 - Accent 6"/>
-    <w:basedOn w:val="665"/>
+    <w:basedOn w:val="895"/>
     <w:uiPriority w:val="99"/>
     <w:pPr>
       <w:pBdr/>
@@ -20196,9 +20359,9 @@
       </w:tcPr>
     </w:tblStylePr>
   </w:style>
-  <w:style w:type="table" w:styleId="89">
+  <w:style w:type="table" w:styleId="786">
     <w:name w:val="List Table 4"/>
-    <w:basedOn w:val="665"/>
+    <w:basedOn w:val="895"/>
     <w:uiPriority w:val="99"/>
     <w:pPr>
       <w:pBdr/>
@@ -20421,9 +20584,9 @@
       </w:tcPr>
     </w:tblStylePr>
   </w:style>
-  <w:style w:type="table" w:styleId="90">
+  <w:style w:type="table" w:styleId="787">
     <w:name w:val="List Table 4 - Accent 1"/>
-    <w:basedOn w:val="665"/>
+    <w:basedOn w:val="895"/>
     <w:uiPriority w:val="99"/>
     <w:pPr>
       <w:pBdr/>
@@ -20646,9 +20809,9 @@
       </w:tcPr>
     </w:tblStylePr>
   </w:style>
-  <w:style w:type="table" w:styleId="91">
+  <w:style w:type="table" w:styleId="788">
     <w:name w:val="List Table 4 - Accent 2"/>
-    <w:basedOn w:val="665"/>
+    <w:basedOn w:val="895"/>
     <w:uiPriority w:val="99"/>
     <w:pPr>
       <w:pBdr/>
@@ -20871,9 +21034,9 @@
       </w:tcPr>
     </w:tblStylePr>
   </w:style>
-  <w:style w:type="table" w:styleId="92">
+  <w:style w:type="table" w:styleId="789">
     <w:name w:val="List Table 4 - Accent 3"/>
-    <w:basedOn w:val="665"/>
+    <w:basedOn w:val="895"/>
     <w:uiPriority w:val="99"/>
     <w:pPr>
       <w:pBdr/>
@@ -21096,9 +21259,9 @@
       </w:tcPr>
     </w:tblStylePr>
   </w:style>
-  <w:style w:type="table" w:styleId="93">
+  <w:style w:type="table" w:styleId="790">
     <w:name w:val="List Table 4 - Accent 4"/>
-    <w:basedOn w:val="665"/>
+    <w:basedOn w:val="895"/>
     <w:uiPriority w:val="99"/>
     <w:pPr>
       <w:pBdr/>
@@ -21321,9 +21484,9 @@
       </w:tcPr>
     </w:tblStylePr>
   </w:style>
-  <w:style w:type="table" w:styleId="94">
+  <w:style w:type="table" w:styleId="791">
     <w:name w:val="List Table 4 - Accent 5"/>
-    <w:basedOn w:val="665"/>
+    <w:basedOn w:val="895"/>
     <w:uiPriority w:val="99"/>
     <w:pPr>
       <w:pBdr/>
@@ -21546,9 +21709,9 @@
       </w:tcPr>
     </w:tblStylePr>
   </w:style>
-  <w:style w:type="table" w:styleId="95">
+  <w:style w:type="table" w:styleId="792">
     <w:name w:val="List Table 4 - Accent 6"/>
-    <w:basedOn w:val="665"/>
+    <w:basedOn w:val="895"/>
     <w:uiPriority w:val="99"/>
     <w:pPr>
       <w:pBdr/>
@@ -21771,9 +21934,9 @@
       </w:tcPr>
     </w:tblStylePr>
   </w:style>
-  <w:style w:type="table" w:styleId="96">
+  <w:style w:type="table" w:styleId="793">
     <w:name w:val="List Table 5 Dark"/>
-    <w:basedOn w:val="665"/>
+    <w:basedOn w:val="895"/>
     <w:uiPriority w:val="99"/>
     <w:pPr>
       <w:pBdr/>
@@ -22013,9 +22176,9 @@
       </w:tcPr>
     </w:tblStylePr>
   </w:style>
-  <w:style w:type="table" w:styleId="97">
+  <w:style w:type="table" w:styleId="794">
     <w:name w:val="List Table 5 Dark - Accent 1"/>
-    <w:basedOn w:val="665"/>
+    <w:basedOn w:val="895"/>
     <w:uiPriority w:val="99"/>
     <w:pPr>
       <w:pBdr/>
@@ -22255,9 +22418,9 @@
       </w:tcPr>
     </w:tblStylePr>
   </w:style>
-  <w:style w:type="table" w:styleId="98">
+  <w:style w:type="table" w:styleId="795">
     <w:name w:val="List Table 5 Dark - Accent 2"/>
-    <w:basedOn w:val="665"/>
+    <w:basedOn w:val="895"/>
     <w:uiPriority w:val="99"/>
     <w:pPr>
       <w:pBdr/>
@@ -22497,9 +22660,9 @@
       </w:tcPr>
     </w:tblStylePr>
   </w:style>
-  <w:style w:type="table" w:styleId="99">
+  <w:style w:type="table" w:styleId="796">
     <w:name w:val="List Table 5 Dark - Accent 3"/>
-    <w:basedOn w:val="665"/>
+    <w:basedOn w:val="895"/>
     <w:uiPriority w:val="99"/>
     <w:pPr>
       <w:pBdr/>
@@ -22739,9 +22902,9 @@
       </w:tcPr>
     </w:tblStylePr>
   </w:style>
-  <w:style w:type="table" w:styleId="100">
+  <w:style w:type="table" w:styleId="797">
     <w:name w:val="List Table 5 Dark - Accent 4"/>
-    <w:basedOn w:val="665"/>
+    <w:basedOn w:val="895"/>
     <w:uiPriority w:val="99"/>
     <w:pPr>
       <w:pBdr/>
@@ -22981,9 +23144,9 @@
       </w:tcPr>
     </w:tblStylePr>
   </w:style>
-  <w:style w:type="table" w:styleId="101">
+  <w:style w:type="table" w:styleId="798">
     <w:name w:val="List Table 5 Dark - Accent 5"/>
-    <w:basedOn w:val="665"/>
+    <w:basedOn w:val="895"/>
     <w:uiPriority w:val="99"/>
     <w:pPr>
       <w:pBdr/>
@@ -23223,9 +23386,9 @@
       </w:tcPr>
     </w:tblStylePr>
   </w:style>
-  <w:style w:type="table" w:styleId="102">
+  <w:style w:type="table" w:styleId="799">
     <w:name w:val="List Table 5 Dark - Accent 6"/>
-    <w:basedOn w:val="665"/>
+    <w:basedOn w:val="895"/>
     <w:uiPriority w:val="99"/>
     <w:pPr>
       <w:pBdr/>
@@ -23465,9 +23628,9 @@
       </w:tcPr>
     </w:tblStylePr>
   </w:style>
-  <w:style w:type="table" w:styleId="103">
+  <w:style w:type="table" w:styleId="800">
     <w:name w:val="List Table 6 Colorful"/>
-    <w:basedOn w:val="665"/>
+    <w:basedOn w:val="895"/>
     <w:uiPriority w:val="99"/>
     <w:pPr>
       <w:pBdr/>
@@ -23688,9 +23851,9 @@
       </w:tcPr>
     </w:tblStylePr>
   </w:style>
-  <w:style w:type="table" w:styleId="104">
+  <w:style w:type="table" w:styleId="801">
     <w:name w:val="List Table 6 Colorful - Accent 1"/>
-    <w:basedOn w:val="665"/>
+    <w:basedOn w:val="895"/>
     <w:uiPriority w:val="99"/>
     <w:pPr>
       <w:pBdr/>
@@ -23911,9 +24074,9 @@
       </w:tcPr>
     </w:tblStylePr>
   </w:style>
-  <w:style w:type="table" w:styleId="105">
+  <w:style w:type="table" w:styleId="802">
     <w:name w:val="List Table 6 Colorful - Accent 2"/>
-    <w:basedOn w:val="665"/>
+    <w:basedOn w:val="895"/>
     <w:uiPriority w:val="99"/>
     <w:pPr>
       <w:pBdr/>
@@ -24134,9 +24297,9 @@
       </w:tcPr>
     </w:tblStylePr>
   </w:style>
-  <w:style w:type="table" w:styleId="106">
+  <w:style w:type="table" w:styleId="803">
     <w:name w:val="List Table 6 Colorful - Accent 3"/>
-    <w:basedOn w:val="665"/>
+    <w:basedOn w:val="895"/>
     <w:uiPriority w:val="99"/>
     <w:pPr>
       <w:pBdr/>
@@ -24357,9 +24520,9 @@
       </w:tcPr>
     </w:tblStylePr>
   </w:style>
-  <w:style w:type="table" w:styleId="107">
+  <w:style w:type="table" w:styleId="804">
     <w:name w:val="List Table 6 Colorful - Accent 4"/>
-    <w:basedOn w:val="665"/>
+    <w:basedOn w:val="895"/>
     <w:uiPriority w:val="99"/>
     <w:pPr>
       <w:pBdr/>
@@ -24580,9 +24743,9 @@
       </w:tcPr>
     </w:tblStylePr>
   </w:style>
-  <w:style w:type="table" w:styleId="108">
+  <w:style w:type="table" w:styleId="805">
     <w:name w:val="List Table 6 Colorful - Accent 5"/>
-    <w:basedOn w:val="665"/>
+    <w:basedOn w:val="895"/>
     <w:uiPriority w:val="99"/>
     <w:pPr>
       <w:pBdr/>
@@ -24803,9 +24966,9 @@
       </w:tcPr>
     </w:tblStylePr>
   </w:style>
-  <w:style w:type="table" w:styleId="109">
+  <w:style w:type="table" w:styleId="806">
     <w:name w:val="List Table 6 Colorful - Accent 6"/>
-    <w:basedOn w:val="665"/>
+    <w:basedOn w:val="895"/>
     <w:uiPriority w:val="99"/>
     <w:pPr>
       <w:pBdr/>
@@ -25026,9 +25189,9 @@
       </w:tcPr>
     </w:tblStylePr>
   </w:style>
-  <w:style w:type="table" w:styleId="110">
+  <w:style w:type="table" w:styleId="807">
     <w:name w:val="List Table 7 Colorful"/>
-    <w:basedOn w:val="665"/>
+    <w:basedOn w:val="895"/>
     <w:uiPriority w:val="99"/>
     <w:pPr>
       <w:pBdr/>
@@ -25127,11 +25290,11 @@
         <w:tblBorders/>
       </w:tblPr>
       <w:tcPr>
-        <w:shd w:color="ffffff"/>
+        <w:shd w:val="clear" w:color="ffffff"/>
         <w:tcBorders>
-          <w:top w:val="none"/>
-          <w:left w:val="none"/>
-          <w:bottom w:val="none"/>
+          <w:top w:val="none" w:color="000000" w:sz="4" w:space="0"/>
+          <w:left w:val="none" w:color="000000" w:sz="4" w:space="0"/>
+          <w:bottom w:val="none" w:color="000000" w:sz="4" w:space="0"/>
           <w:right w:val="single" w:color="000000" w:themeColor="text1" w:themeTint="80" w:sz="4" w:space="0"/>
         </w:tcBorders>
       </w:tcPr>
@@ -25154,10 +25317,10 @@
       <w:tcPr>
         <w:shd w:val="clear" w:color="ffffff" w:themeColor="light1" w:fill="ffffff" w:themeFill="light1"/>
         <w:tcBorders>
-          <w:top w:val="none"/>
-          <w:left w:val="none"/>
+          <w:top w:val="none" w:color="000000" w:sz="4" w:space="0"/>
+          <w:left w:val="none" w:color="000000" w:sz="4" w:space="0"/>
           <w:bottom w:val="single" w:color="000000" w:themeColor="text1" w:themeTint="80" w:sz="4" w:space="0"/>
-          <w:right w:val="none"/>
+          <w:right w:val="none" w:color="000000" w:sz="4" w:space="0"/>
         </w:tcBorders>
       </w:tcPr>
     </w:tblStylePr>
@@ -25177,12 +25340,12 @@
         <w:tblBorders/>
       </w:tblPr>
       <w:tcPr>
-        <w:shd w:color="ffffff"/>
+        <w:shd w:val="clear" w:color="ffffff"/>
         <w:tcBorders>
-          <w:top w:val="none"/>
+          <w:top w:val="none" w:color="000000" w:sz="4" w:space="0"/>
           <w:left w:val="single" w:color="000000" w:themeColor="text1" w:themeTint="80" w:sz="4" w:space="0"/>
-          <w:bottom w:val="none"/>
-          <w:right w:val="none"/>
+          <w:bottom w:val="none" w:color="000000" w:sz="4" w:space="0"/>
+          <w:right w:val="none" w:color="000000" w:sz="4" w:space="0"/>
         </w:tcBorders>
       </w:tcPr>
     </w:tblStylePr>
@@ -25205,9 +25368,9 @@
         <w:shd w:val="clear" w:color="ffffff" w:themeColor="light1" w:fill="ffffff" w:themeFill="light1"/>
         <w:tcBorders>
           <w:top w:val="single" w:color="000000" w:themeColor="text1" w:themeTint="80" w:sz="4" w:space="0"/>
-          <w:left w:val="none"/>
-          <w:bottom w:val="none"/>
-          <w:right w:val="none"/>
+          <w:left w:val="none" w:color="000000" w:sz="4" w:space="0"/>
+          <w:bottom w:val="none" w:color="000000" w:sz="4" w:space="0"/>
+          <w:right w:val="none" w:color="000000" w:sz="4" w:space="0"/>
         </w:tcBorders>
       </w:tcPr>
     </w:tblStylePr>
@@ -25282,9 +25445,9 @@
       </w:tcPr>
     </w:tblStylePr>
   </w:style>
-  <w:style w:type="table" w:styleId="111">
+  <w:style w:type="table" w:styleId="808">
     <w:name w:val="List Table 7 Colorful - Accent 1"/>
-    <w:basedOn w:val="665"/>
+    <w:basedOn w:val="895"/>
     <w:uiPriority w:val="99"/>
     <w:pPr>
       <w:pBdr/>
@@ -25383,11 +25546,11 @@
         <w:tblBorders/>
       </w:tblPr>
       <w:tcPr>
-        <w:shd w:color="ffffff"/>
+        <w:shd w:val="clear" w:color="ffffff"/>
         <w:tcBorders>
-          <w:top w:val="none"/>
-          <w:left w:val="none"/>
-          <w:bottom w:val="none"/>
+          <w:top w:val="none" w:color="000000" w:sz="4" w:space="0"/>
+          <w:left w:val="none" w:color="000000" w:sz="4" w:space="0"/>
+          <w:bottom w:val="none" w:color="000000" w:sz="4" w:space="0"/>
           <w:right w:val="single" w:color="000000" w:themeColor="accent1" w:sz="4" w:space="0"/>
         </w:tcBorders>
       </w:tcPr>
@@ -25410,10 +25573,10 @@
       <w:tcPr>
         <w:shd w:val="clear" w:color="ffffff" w:themeColor="light1" w:fill="ffffff" w:themeFill="light1"/>
         <w:tcBorders>
-          <w:top w:val="none"/>
-          <w:left w:val="none"/>
+          <w:top w:val="none" w:color="000000" w:sz="4" w:space="0"/>
+          <w:left w:val="none" w:color="000000" w:sz="4" w:space="0"/>
           <w:bottom w:val="single" w:color="000000" w:themeColor="accent1" w:sz="4" w:space="0"/>
-          <w:right w:val="none"/>
+          <w:right w:val="none" w:color="000000" w:sz="4" w:space="0"/>
         </w:tcBorders>
       </w:tcPr>
     </w:tblStylePr>
@@ -25433,12 +25596,12 @@
         <w:tblBorders/>
       </w:tblPr>
       <w:tcPr>
-        <w:shd w:color="ffffff"/>
+        <w:shd w:val="clear" w:color="ffffff"/>
         <w:tcBorders>
-          <w:top w:val="none"/>
+          <w:top w:val="none" w:color="000000" w:sz="4" w:space="0"/>
           <w:left w:val="single" w:color="000000" w:themeColor="accent1" w:sz="4" w:space="0"/>
-          <w:bottom w:val="none"/>
-          <w:right w:val="none"/>
+          <w:bottom w:val="none" w:color="000000" w:sz="4" w:space="0"/>
+          <w:right w:val="none" w:color="000000" w:sz="4" w:space="0"/>
         </w:tcBorders>
       </w:tcPr>
     </w:tblStylePr>
@@ -25461,9 +25624,9 @@
         <w:shd w:val="clear" w:color="ffffff" w:themeColor="light1" w:fill="ffffff" w:themeFill="light1"/>
         <w:tcBorders>
           <w:top w:val="single" w:color="000000" w:themeColor="accent1" w:sz="4" w:space="0"/>
-          <w:left w:val="none"/>
-          <w:bottom w:val="none"/>
-          <w:right w:val="none"/>
+          <w:left w:val="none" w:color="000000" w:sz="4" w:space="0"/>
+          <w:bottom w:val="none" w:color="000000" w:sz="4" w:space="0"/>
+          <w:right w:val="none" w:color="000000" w:sz="4" w:space="0"/>
         </w:tcBorders>
       </w:tcPr>
     </w:tblStylePr>
@@ -25538,9 +25701,9 @@
       </w:tcPr>
     </w:tblStylePr>
   </w:style>
-  <w:style w:type="table" w:styleId="112">
+  <w:style w:type="table" w:styleId="809">
     <w:name w:val="List Table 7 Colorful - Accent 2"/>
-    <w:basedOn w:val="665"/>
+    <w:basedOn w:val="895"/>
     <w:uiPriority w:val="99"/>
     <w:pPr>
       <w:pBdr/>
@@ -25639,11 +25802,11 @@
         <w:tblBorders/>
       </w:tblPr>
       <w:tcPr>
-        <w:shd w:color="ffffff"/>
+        <w:shd w:val="clear" w:color="ffffff"/>
         <w:tcBorders>
-          <w:top w:val="none"/>
-          <w:left w:val="none"/>
-          <w:bottom w:val="none"/>
+          <w:top w:val="none" w:color="000000" w:sz="4" w:space="0"/>
+          <w:left w:val="none" w:color="000000" w:sz="4" w:space="0"/>
+          <w:bottom w:val="none" w:color="000000" w:sz="4" w:space="0"/>
           <w:right w:val="single" w:color="000000" w:themeColor="accent2" w:themeTint="97" w:sz="4" w:space="0"/>
         </w:tcBorders>
       </w:tcPr>
@@ -25666,10 +25829,10 @@
       <w:tcPr>
         <w:shd w:val="clear" w:color="ffffff" w:themeColor="light1" w:fill="ffffff" w:themeFill="light1"/>
         <w:tcBorders>
-          <w:top w:val="none"/>
-          <w:left w:val="none"/>
+          <w:top w:val="none" w:color="000000" w:sz="4" w:space="0"/>
+          <w:left w:val="none" w:color="000000" w:sz="4" w:space="0"/>
           <w:bottom w:val="single" w:color="000000" w:themeColor="accent2" w:themeTint="97" w:sz="4" w:space="0"/>
-          <w:right w:val="none"/>
+          <w:right w:val="none" w:color="000000" w:sz="4" w:space="0"/>
         </w:tcBorders>
       </w:tcPr>
     </w:tblStylePr>
@@ -25689,12 +25852,12 @@
         <w:tblBorders/>
       </w:tblPr>
       <w:tcPr>
-        <w:shd w:color="ffffff"/>
+        <w:shd w:val="clear" w:color="ffffff"/>
         <w:tcBorders>
-          <w:top w:val="none"/>
+          <w:top w:val="none" w:color="000000" w:sz="4" w:space="0"/>
           <w:left w:val="single" w:color="000000" w:themeColor="accent2" w:themeTint="97" w:sz="4" w:space="0"/>
-          <w:bottom w:val="none"/>
-          <w:right w:val="none"/>
+          <w:bottom w:val="none" w:color="000000" w:sz="4" w:space="0"/>
+          <w:right w:val="none" w:color="000000" w:sz="4" w:space="0"/>
         </w:tcBorders>
       </w:tcPr>
     </w:tblStylePr>
@@ -25717,9 +25880,9 @@
         <w:shd w:val="clear" w:color="ffffff" w:themeColor="light1" w:fill="ffffff" w:themeFill="light1"/>
         <w:tcBorders>
           <w:top w:val="single" w:color="000000" w:themeColor="accent2" w:themeTint="97" w:sz="4" w:space="0"/>
-          <w:left w:val="none"/>
-          <w:bottom w:val="none"/>
-          <w:right w:val="none"/>
+          <w:left w:val="none" w:color="000000" w:sz="4" w:space="0"/>
+          <w:bottom w:val="none" w:color="000000" w:sz="4" w:space="0"/>
+          <w:right w:val="none" w:color="000000" w:sz="4" w:space="0"/>
         </w:tcBorders>
       </w:tcPr>
     </w:tblStylePr>
@@ -25794,9 +25957,9 @@
       </w:tcPr>
     </w:tblStylePr>
   </w:style>
-  <w:style w:type="table" w:styleId="113">
+  <w:style w:type="table" w:styleId="810">
     <w:name w:val="List Table 7 Colorful - Accent 3"/>
-    <w:basedOn w:val="665"/>
+    <w:basedOn w:val="895"/>
     <w:uiPriority w:val="99"/>
     <w:pPr>
       <w:pBdr/>
@@ -25895,11 +26058,11 @@
         <w:tblBorders/>
       </w:tblPr>
       <w:tcPr>
-        <w:shd w:color="ffffff"/>
+        <w:shd w:val="clear" w:color="ffffff"/>
         <w:tcBorders>
-          <w:top w:val="none"/>
-          <w:left w:val="none"/>
-          <w:bottom w:val="none"/>
+          <w:top w:val="none" w:color="000000" w:sz="4" w:space="0"/>
+          <w:left w:val="none" w:color="000000" w:sz="4" w:space="0"/>
+          <w:bottom w:val="none" w:color="000000" w:sz="4" w:space="0"/>
           <w:right w:val="single" w:color="000000" w:themeColor="accent3" w:themeTint="98" w:sz="4" w:space="0"/>
         </w:tcBorders>
       </w:tcPr>
@@ -25922,10 +26085,10 @@
       <w:tcPr>
         <w:shd w:val="clear" w:color="ffffff" w:themeColor="light1" w:fill="ffffff" w:themeFill="light1"/>
         <w:tcBorders>
-          <w:top w:val="none"/>
-          <w:left w:val="none"/>
+          <w:top w:val="none" w:color="000000" w:sz="4" w:space="0"/>
+          <w:left w:val="none" w:color="000000" w:sz="4" w:space="0"/>
           <w:bottom w:val="single" w:color="000000" w:themeColor="accent3" w:themeTint="98" w:sz="4" w:space="0"/>
-          <w:right w:val="none"/>
+          <w:right w:val="none" w:color="000000" w:sz="4" w:space="0"/>
         </w:tcBorders>
       </w:tcPr>
     </w:tblStylePr>
@@ -25945,12 +26108,12 @@
         <w:tblBorders/>
       </w:tblPr>
       <w:tcPr>
-        <w:shd w:color="ffffff"/>
+        <w:shd w:val="clear" w:color="ffffff"/>
         <w:tcBorders>
-          <w:top w:val="none"/>
+          <w:top w:val="none" w:color="000000" w:sz="4" w:space="0"/>
           <w:left w:val="single" w:color="000000" w:themeColor="accent3" w:themeTint="98" w:sz="4" w:space="0"/>
-          <w:bottom w:val="none"/>
-          <w:right w:val="none"/>
+          <w:bottom w:val="none" w:color="000000" w:sz="4" w:space="0"/>
+          <w:right w:val="none" w:color="000000" w:sz="4" w:space="0"/>
         </w:tcBorders>
       </w:tcPr>
     </w:tblStylePr>
@@ -25973,9 +26136,9 @@
         <w:shd w:val="clear" w:color="ffffff" w:themeColor="light1" w:fill="ffffff" w:themeFill="light1"/>
         <w:tcBorders>
           <w:top w:val="single" w:color="000000" w:themeColor="accent3" w:themeTint="98" w:sz="4" w:space="0"/>
-          <w:left w:val="none"/>
-          <w:bottom w:val="none"/>
-          <w:right w:val="none"/>
+          <w:left w:val="none" w:color="000000" w:sz="4" w:space="0"/>
+          <w:bottom w:val="none" w:color="000000" w:sz="4" w:space="0"/>
+          <w:right w:val="none" w:color="000000" w:sz="4" w:space="0"/>
         </w:tcBorders>
       </w:tcPr>
     </w:tblStylePr>
@@ -26050,9 +26213,9 @@
       </w:tcPr>
     </w:tblStylePr>
   </w:style>
-  <w:style w:type="table" w:styleId="114">
+  <w:style w:type="table" w:styleId="811">
     <w:name w:val="List Table 7 Colorful - Accent 4"/>
-    <w:basedOn w:val="665"/>
+    <w:basedOn w:val="895"/>
     <w:uiPriority w:val="99"/>
     <w:pPr>
       <w:pBdr/>
@@ -26151,11 +26314,11 @@
         <w:tblBorders/>
       </w:tblPr>
       <w:tcPr>
-        <w:shd w:color="ffffff"/>
+        <w:shd w:val="clear" w:color="ffffff"/>
         <w:tcBorders>
-          <w:top w:val="none"/>
-          <w:left w:val="none"/>
-          <w:bottom w:val="none"/>
+          <w:top w:val="none" w:color="000000" w:sz="4" w:space="0"/>
+          <w:left w:val="none" w:color="000000" w:sz="4" w:space="0"/>
+          <w:bottom w:val="none" w:color="000000" w:sz="4" w:space="0"/>
           <w:right w:val="single" w:color="000000" w:themeColor="accent4" w:themeTint="9A" w:sz="4" w:space="0"/>
         </w:tcBorders>
       </w:tcPr>
@@ -26178,10 +26341,10 @@
       <w:tcPr>
         <w:shd w:val="clear" w:color="ffffff" w:themeColor="light1" w:fill="ffffff" w:themeFill="light1"/>
         <w:tcBorders>
-          <w:top w:val="none"/>
-          <w:left w:val="none"/>
+          <w:top w:val="none" w:color="000000" w:sz="4" w:space="0"/>
+          <w:left w:val="none" w:color="000000" w:sz="4" w:space="0"/>
           <w:bottom w:val="single" w:color="000000" w:themeColor="accent4" w:themeTint="9A" w:sz="4" w:space="0"/>
-          <w:right w:val="none"/>
+          <w:right w:val="none" w:color="000000" w:sz="4" w:space="0"/>
         </w:tcBorders>
       </w:tcPr>
     </w:tblStylePr>
@@ -26201,12 +26364,12 @@
         <w:tblBorders/>
       </w:tblPr>
       <w:tcPr>
-        <w:shd w:color="ffffff"/>
+        <w:shd w:val="clear" w:color="ffffff"/>
         <w:tcBorders>
-          <w:top w:val="none"/>
+          <w:top w:val="none" w:color="000000" w:sz="4" w:space="0"/>
           <w:left w:val="single" w:color="000000" w:themeColor="accent4" w:themeTint="9A" w:sz="4" w:space="0"/>
-          <w:bottom w:val="none"/>
-          <w:right w:val="none"/>
+          <w:bottom w:val="none" w:color="000000" w:sz="4" w:space="0"/>
+          <w:right w:val="none" w:color="000000" w:sz="4" w:space="0"/>
         </w:tcBorders>
       </w:tcPr>
     </w:tblStylePr>
@@ -26229,9 +26392,9 @@
         <w:shd w:val="clear" w:color="ffffff" w:themeColor="light1" w:fill="ffffff" w:themeFill="light1"/>
         <w:tcBorders>
           <w:top w:val="single" w:color="000000" w:themeColor="accent4" w:themeTint="9A" w:sz="4" w:space="0"/>
-          <w:left w:val="none"/>
-          <w:bottom w:val="none"/>
-          <w:right w:val="none"/>
+          <w:left w:val="none" w:color="000000" w:sz="4" w:space="0"/>
+          <w:bottom w:val="none" w:color="000000" w:sz="4" w:space="0"/>
+          <w:right w:val="none" w:color="000000" w:sz="4" w:space="0"/>
         </w:tcBorders>
       </w:tcPr>
     </w:tblStylePr>
@@ -26306,9 +26469,9 @@
       </w:tcPr>
     </w:tblStylePr>
   </w:style>
-  <w:style w:type="table" w:styleId="115">
+  <w:style w:type="table" w:styleId="812">
     <w:name w:val="List Table 7 Colorful - Accent 5"/>
-    <w:basedOn w:val="665"/>
+    <w:basedOn w:val="895"/>
     <w:uiPriority w:val="99"/>
     <w:pPr>
       <w:pBdr/>
@@ -26407,11 +26570,11 @@
         <w:tblBorders/>
       </w:tblPr>
       <w:tcPr>
-        <w:shd w:color="ffffff"/>
+        <w:shd w:val="clear" w:color="ffffff"/>
         <w:tcBorders>
-          <w:top w:val="none"/>
-          <w:left w:val="none"/>
-          <w:bottom w:val="none"/>
+          <w:top w:val="none" w:color="000000" w:sz="4" w:space="0"/>
+          <w:left w:val="none" w:color="000000" w:sz="4" w:space="0"/>
+          <w:bottom w:val="none" w:color="000000" w:sz="4" w:space="0"/>
           <w:right w:val="single" w:color="000000" w:themeColor="accent5" w:themeTint="9A" w:sz="4" w:space="0"/>
         </w:tcBorders>
       </w:tcPr>
@@ -26434,10 +26597,10 @@
       <w:tcPr>
         <w:shd w:val="clear" w:color="ffffff" w:themeColor="light1" w:fill="ffffff" w:themeFill="light1"/>
         <w:tcBorders>
-          <w:top w:val="none"/>
-          <w:left w:val="none"/>
+          <w:top w:val="none" w:color="000000" w:sz="4" w:space="0"/>
+          <w:left w:val="none" w:color="000000" w:sz="4" w:space="0"/>
           <w:bottom w:val="single" w:color="000000" w:themeColor="accent5" w:themeTint="9A" w:sz="4" w:space="0"/>
-          <w:right w:val="none"/>
+          <w:right w:val="none" w:color="000000" w:sz="4" w:space="0"/>
         </w:tcBorders>
       </w:tcPr>
     </w:tblStylePr>
@@ -26457,12 +26620,12 @@
         <w:tblBorders/>
       </w:tblPr>
       <w:tcPr>
-        <w:shd w:color="ffffff"/>
+        <w:shd w:val="clear" w:color="ffffff"/>
         <w:tcBorders>
-          <w:top w:val="none"/>
+          <w:top w:val="none" w:color="000000" w:sz="4" w:space="0"/>
           <w:left w:val="single" w:color="000000" w:themeColor="accent5" w:themeTint="9A" w:sz="4" w:space="0"/>
-          <w:bottom w:val="none"/>
-          <w:right w:val="none"/>
+          <w:bottom w:val="none" w:color="000000" w:sz="4" w:space="0"/>
+          <w:right w:val="none" w:color="000000" w:sz="4" w:space="0"/>
         </w:tcBorders>
       </w:tcPr>
     </w:tblStylePr>
@@ -26485,9 +26648,9 @@
         <w:shd w:val="clear" w:color="ffffff" w:themeColor="light1" w:fill="ffffff" w:themeFill="light1"/>
         <w:tcBorders>
           <w:top w:val="single" w:color="000000" w:themeColor="accent5" w:themeTint="9A" w:sz="4" w:space="0"/>
-          <w:left w:val="none"/>
-          <w:bottom w:val="none"/>
-          <w:right w:val="none"/>
+          <w:left w:val="none" w:color="000000" w:sz="4" w:space="0"/>
+          <w:bottom w:val="none" w:color="000000" w:sz="4" w:space="0"/>
+          <w:right w:val="none" w:color="000000" w:sz="4" w:space="0"/>
         </w:tcBorders>
       </w:tcPr>
     </w:tblStylePr>
@@ -26562,9 +26725,9 @@
       </w:tcPr>
     </w:tblStylePr>
   </w:style>
-  <w:style w:type="table" w:styleId="116">
+  <w:style w:type="table" w:styleId="813">
     <w:name w:val="List Table 7 Colorful - Accent 6"/>
-    <w:basedOn w:val="665"/>
+    <w:basedOn w:val="895"/>
     <w:uiPriority w:val="99"/>
     <w:pPr>
       <w:pBdr/>
@@ -26663,11 +26826,11 @@
         <w:tblBorders/>
       </w:tblPr>
       <w:tcPr>
-        <w:shd w:color="ffffff"/>
+        <w:shd w:val="clear" w:color="ffffff"/>
         <w:tcBorders>
-          <w:top w:val="none"/>
-          <w:left w:val="none"/>
-          <w:bottom w:val="none"/>
+          <w:top w:val="none" w:color="000000" w:sz="4" w:space="0"/>
+          <w:left w:val="none" w:color="000000" w:sz="4" w:space="0"/>
+          <w:bottom w:val="none" w:color="000000" w:sz="4" w:space="0"/>
           <w:right w:val="single" w:color="000000" w:themeColor="accent6" w:themeTint="98" w:sz="4" w:space="0"/>
         </w:tcBorders>
       </w:tcPr>
@@ -26690,10 +26853,10 @@
       <w:tcPr>
         <w:shd w:val="clear" w:color="ffffff" w:themeColor="light1" w:fill="ffffff" w:themeFill="light1"/>
         <w:tcBorders>
-          <w:top w:val="none"/>
-          <w:left w:val="none"/>
+          <w:top w:val="none" w:color="000000" w:sz="4" w:space="0"/>
+          <w:left w:val="none" w:color="000000" w:sz="4" w:space="0"/>
           <w:bottom w:val="single" w:color="000000" w:themeColor="accent6" w:themeTint="98" w:sz="4" w:space="0"/>
-          <w:right w:val="none"/>
+          <w:right w:val="none" w:color="000000" w:sz="4" w:space="0"/>
         </w:tcBorders>
       </w:tcPr>
     </w:tblStylePr>
@@ -26713,12 +26876,12 @@
         <w:tblBorders/>
       </w:tblPr>
       <w:tcPr>
-        <w:shd w:color="ffffff"/>
+        <w:shd w:val="clear" w:color="ffffff"/>
         <w:tcBorders>
-          <w:top w:val="none"/>
+          <w:top w:val="none" w:color="000000" w:sz="4" w:space="0"/>
           <w:left w:val="single" w:color="000000" w:themeColor="accent6" w:themeTint="98" w:sz="4" w:space="0"/>
-          <w:bottom w:val="none"/>
-          <w:right w:val="none"/>
+          <w:bottom w:val="none" w:color="000000" w:sz="4" w:space="0"/>
+          <w:right w:val="none" w:color="000000" w:sz="4" w:space="0"/>
         </w:tcBorders>
       </w:tcPr>
     </w:tblStylePr>
@@ -26741,9 +26904,9 @@
         <w:shd w:val="clear" w:color="ffffff" w:themeColor="light1" w:fill="ffffff" w:themeFill="light1"/>
         <w:tcBorders>
           <w:top w:val="single" w:color="000000" w:themeColor="accent6" w:themeTint="98" w:sz="4" w:space="0"/>
-          <w:left w:val="none"/>
-          <w:bottom w:val="none"/>
-          <w:right w:val="none"/>
+          <w:left w:val="none" w:color="000000" w:sz="4" w:space="0"/>
+          <w:bottom w:val="none" w:color="000000" w:sz="4" w:space="0"/>
+          <w:right w:val="none" w:color="000000" w:sz="4" w:space="0"/>
         </w:tcBorders>
       </w:tcPr>
     </w:tblStylePr>
@@ -26818,9 +26981,9 @@
       </w:tcPr>
     </w:tblStylePr>
   </w:style>
-  <w:style w:type="table" w:styleId="117">
+  <w:style w:type="table" w:styleId="814">
     <w:name w:val="Lined - Accent"/>
-    <w:basedOn w:val="665"/>
+    <w:basedOn w:val="895"/>
     <w:uiPriority w:val="99"/>
     <w:pPr>
       <w:pBdr/>
@@ -27055,9 +27218,9 @@
       </w:tcPr>
     </w:tblStylePr>
   </w:style>
-  <w:style w:type="table" w:styleId="118">
+  <w:style w:type="table" w:styleId="815">
     <w:name w:val="Lined - Accent 1"/>
-    <w:basedOn w:val="665"/>
+    <w:basedOn w:val="895"/>
     <w:uiPriority w:val="99"/>
     <w:pPr>
       <w:pBdr/>
@@ -27292,9 +27455,9 @@
       </w:tcPr>
     </w:tblStylePr>
   </w:style>
-  <w:style w:type="table" w:styleId="119">
+  <w:style w:type="table" w:styleId="816">
     <w:name w:val="Lined - Accent 2"/>
-    <w:basedOn w:val="665"/>
+    <w:basedOn w:val="895"/>
     <w:uiPriority w:val="99"/>
     <w:pPr>
       <w:pBdr/>
@@ -27529,9 +27692,9 @@
       </w:tcPr>
     </w:tblStylePr>
   </w:style>
-  <w:style w:type="table" w:styleId="120">
+  <w:style w:type="table" w:styleId="817">
     <w:name w:val="Lined - Accent 3"/>
-    <w:basedOn w:val="665"/>
+    <w:basedOn w:val="895"/>
     <w:uiPriority w:val="99"/>
     <w:pPr>
       <w:pBdr/>
@@ -27766,9 +27929,9 @@
       </w:tcPr>
     </w:tblStylePr>
   </w:style>
-  <w:style w:type="table" w:styleId="121">
+  <w:style w:type="table" w:styleId="818">
     <w:name w:val="Lined - Accent 4"/>
-    <w:basedOn w:val="665"/>
+    <w:basedOn w:val="895"/>
     <w:uiPriority w:val="99"/>
     <w:pPr>
       <w:pBdr/>
@@ -28003,9 +28166,9 @@
       </w:tcPr>
     </w:tblStylePr>
   </w:style>
-  <w:style w:type="table" w:styleId="122">
+  <w:style w:type="table" w:styleId="819">
     <w:name w:val="Lined - Accent 5"/>
-    <w:basedOn w:val="665"/>
+    <w:basedOn w:val="895"/>
     <w:uiPriority w:val="99"/>
     <w:pPr>
       <w:pBdr/>
@@ -28240,9 +28403,9 @@
       </w:tcPr>
     </w:tblStylePr>
   </w:style>
-  <w:style w:type="table" w:styleId="123">
+  <w:style w:type="table" w:styleId="820">
     <w:name w:val="Lined - Accent 6"/>
-    <w:basedOn w:val="665"/>
+    <w:basedOn w:val="895"/>
     <w:uiPriority w:val="99"/>
     <w:pPr>
       <w:pBdr/>
@@ -28477,9 +28640,9 @@
       </w:tcPr>
     </w:tblStylePr>
   </w:style>
-  <w:style w:type="table" w:styleId="124">
+  <w:style w:type="table" w:styleId="821">
     <w:name w:val="Bordered &amp; Lined - Accent"/>
-    <w:basedOn w:val="665"/>
+    <w:basedOn w:val="895"/>
     <w:uiPriority w:val="99"/>
     <w:pPr>
       <w:pBdr/>
@@ -28721,9 +28884,9 @@
       </w:tcPr>
     </w:tblStylePr>
   </w:style>
-  <w:style w:type="table" w:styleId="125">
+  <w:style w:type="table" w:styleId="822">
     <w:name w:val="Bordered &amp; Lined - Accent 1"/>
-    <w:basedOn w:val="665"/>
+    <w:basedOn w:val="895"/>
     <w:uiPriority w:val="99"/>
     <w:pPr>
       <w:pBdr/>
@@ -28965,9 +29128,9 @@
       </w:tcPr>
     </w:tblStylePr>
   </w:style>
-  <w:style w:type="table" w:styleId="126">
+  <w:style w:type="table" w:styleId="823">
     <w:name w:val="Bordered &amp; Lined - Accent 2"/>
-    <w:basedOn w:val="665"/>
+    <w:basedOn w:val="895"/>
     <w:uiPriority w:val="99"/>
     <w:pPr>
       <w:pBdr/>
@@ -29209,9 +29372,9 @@
       </w:tcPr>
     </w:tblStylePr>
   </w:style>
-  <w:style w:type="table" w:styleId="127">
+  <w:style w:type="table" w:styleId="824">
     <w:name w:val="Bordered &amp; Lined - Accent 3"/>
-    <w:basedOn w:val="665"/>
+    <w:basedOn w:val="895"/>
     <w:uiPriority w:val="99"/>
     <w:pPr>
       <w:pBdr/>
@@ -29453,9 +29616,9 @@
       </w:tcPr>
     </w:tblStylePr>
   </w:style>
-  <w:style w:type="table" w:styleId="128">
+  <w:style w:type="table" w:styleId="825">
     <w:name w:val="Bordered &amp; Lined - Accent 4"/>
-    <w:basedOn w:val="665"/>
+    <w:basedOn w:val="895"/>
     <w:uiPriority w:val="99"/>
     <w:pPr>
       <w:pBdr/>
@@ -29697,9 +29860,9 @@
       </w:tcPr>
     </w:tblStylePr>
   </w:style>
-  <w:style w:type="table" w:styleId="129">
+  <w:style w:type="table" w:styleId="826">
     <w:name w:val="Bordered &amp; Lined - Accent 5"/>
-    <w:basedOn w:val="665"/>
+    <w:basedOn w:val="895"/>
     <w:uiPriority w:val="99"/>
     <w:pPr>
       <w:pBdr/>
@@ -29941,9 +30104,9 @@
       </w:tcPr>
     </w:tblStylePr>
   </w:style>
-  <w:style w:type="table" w:styleId="130">
+  <w:style w:type="table" w:styleId="827">
     <w:name w:val="Bordered &amp; Lined - Accent 6"/>
-    <w:basedOn w:val="665"/>
+    <w:basedOn w:val="895"/>
     <w:uiPriority w:val="99"/>
     <w:pPr>
       <w:pBdr/>
@@ -30185,9 +30348,9 @@
       </w:tcPr>
     </w:tblStylePr>
   </w:style>
-  <w:style w:type="table" w:styleId="131">
+  <w:style w:type="table" w:styleId="828">
     <w:name w:val="Bordered"/>
-    <w:basedOn w:val="665"/>
+    <w:basedOn w:val="895"/>
     <w:uiPriority w:val="99"/>
     <w:pPr>
       <w:pBdr/>
@@ -30416,9 +30579,9 @@
       </w:tcPr>
     </w:tblStylePr>
   </w:style>
-  <w:style w:type="table" w:styleId="132">
+  <w:style w:type="table" w:styleId="829">
     <w:name w:val="Bordered - Accent 1"/>
-    <w:basedOn w:val="665"/>
+    <w:basedOn w:val="895"/>
     <w:uiPriority w:val="99"/>
     <w:pPr>
       <w:pBdr/>
@@ -30647,9 +30810,9 @@
       </w:tcPr>
     </w:tblStylePr>
   </w:style>
-  <w:style w:type="table" w:styleId="133">
+  <w:style w:type="table" w:styleId="830">
     <w:name w:val="Bordered - Accent 2"/>
-    <w:basedOn w:val="665"/>
+    <w:basedOn w:val="895"/>
     <w:uiPriority w:val="99"/>
     <w:pPr>
       <w:pBdr/>
@@ -30878,9 +31041,9 @@
       </w:tcPr>
     </w:tblStylePr>
   </w:style>
-  <w:style w:type="table" w:styleId="134">
+  <w:style w:type="table" w:styleId="831">
     <w:name w:val="Bordered - Accent 3"/>
-    <w:basedOn w:val="665"/>
+    <w:basedOn w:val="895"/>
     <w:uiPriority w:val="99"/>
     <w:pPr>
       <w:pBdr/>
@@ -31109,9 +31272,9 @@
       </w:tcPr>
     </w:tblStylePr>
   </w:style>
-  <w:style w:type="table" w:styleId="135">
+  <w:style w:type="table" w:styleId="832">
     <w:name w:val="Bordered - Accent 4"/>
-    <w:basedOn w:val="665"/>
+    <w:basedOn w:val="895"/>
     <w:uiPriority w:val="99"/>
     <w:pPr>
       <w:pBdr/>
@@ -31340,9 +31503,9 @@
       </w:tcPr>
     </w:tblStylePr>
   </w:style>
-  <w:style w:type="table" w:styleId="136">
+  <w:style w:type="table" w:styleId="833">
     <w:name w:val="Bordered - Accent 5"/>
-    <w:basedOn w:val="665"/>
+    <w:basedOn w:val="895"/>
     <w:uiPriority w:val="99"/>
     <w:pPr>
       <w:pBdr/>
@@ -31571,9 +31734,9 @@
       </w:tcPr>
     </w:tblStylePr>
   </w:style>
-  <w:style w:type="table" w:styleId="137">
+  <w:style w:type="table" w:styleId="834">
     <w:name w:val="Bordered - Accent 6"/>
-    <w:basedOn w:val="665"/>
+    <w:basedOn w:val="895"/>
     <w:uiPriority w:val="99"/>
     <w:pPr>
       <w:pBdr/>
@@ -31802,11 +31965,11 @@
       </w:tcPr>
     </w:tblStylePr>
   </w:style>
-  <w:style w:type="paragraph" w:styleId="139">
+  <w:style w:type="paragraph" w:styleId="835">
     <w:name w:val="Heading 1"/>
-    <w:basedOn w:val="664"/>
-    <w:next w:val="664"/>
-    <w:link w:val="150"/>
+    <w:basedOn w:val="894"/>
+    <w:next w:val="894"/>
+    <w:link w:val="845"/>
     <w:uiPriority w:val="9"/>
     <w:qFormat/>
     <w:pPr>
@@ -31824,11 +31987,11 @@
       <w:szCs w:val="40"/>
     </w:rPr>
   </w:style>
-  <w:style w:type="paragraph" w:styleId="140">
+  <w:style w:type="paragraph" w:styleId="836">
     <w:name w:val="Heading 2"/>
-    <w:basedOn w:val="664"/>
-    <w:next w:val="664"/>
-    <w:link w:val="151"/>
+    <w:basedOn w:val="894"/>
+    <w:next w:val="894"/>
+    <w:link w:val="846"/>
     <w:uiPriority w:val="9"/>
     <w:unhideWhenUsed/>
     <w:qFormat/>
@@ -31847,11 +32010,11 @@
       <w:szCs w:val="32"/>
     </w:rPr>
   </w:style>
-  <w:style w:type="paragraph" w:styleId="141">
+  <w:style w:type="paragraph" w:styleId="837">
     <w:name w:val="Heading 3"/>
-    <w:basedOn w:val="664"/>
-    <w:next w:val="664"/>
-    <w:link w:val="152"/>
+    <w:basedOn w:val="894"/>
+    <w:next w:val="894"/>
+    <w:link w:val="847"/>
     <w:uiPriority w:val="9"/>
     <w:unhideWhenUsed/>
     <w:qFormat/>
@@ -31870,11 +32033,11 @@
       <w:szCs w:val="28"/>
     </w:rPr>
   </w:style>
-  <w:style w:type="paragraph" w:styleId="142">
+  <w:style w:type="paragraph" w:styleId="838">
     <w:name w:val="Heading 4"/>
-    <w:basedOn w:val="664"/>
-    <w:next w:val="664"/>
-    <w:link w:val="153"/>
+    <w:basedOn w:val="894"/>
+    <w:next w:val="894"/>
+    <w:link w:val="848"/>
     <w:uiPriority w:val="9"/>
     <w:unhideWhenUsed/>
     <w:qFormat/>
@@ -31893,11 +32056,11 @@
       <w:color w:val="0f4761" w:themeColor="accent1" w:themeShade="BF"/>
     </w:rPr>
   </w:style>
-  <w:style w:type="paragraph" w:styleId="143">
+  <w:style w:type="paragraph" w:styleId="839">
     <w:name w:val="Heading 5"/>
-    <w:basedOn w:val="664"/>
-    <w:next w:val="664"/>
-    <w:link w:val="154"/>
+    <w:basedOn w:val="894"/>
+    <w:next w:val="894"/>
+    <w:link w:val="849"/>
     <w:uiPriority w:val="9"/>
     <w:unhideWhenUsed/>
     <w:qFormat/>
@@ -31914,11 +32077,11 @@
       <w:color w:val="0f4761" w:themeColor="accent1" w:themeShade="BF"/>
     </w:rPr>
   </w:style>
-  <w:style w:type="paragraph" w:styleId="144">
+  <w:style w:type="paragraph" w:styleId="840">
     <w:name w:val="Heading 6"/>
-    <w:basedOn w:val="664"/>
-    <w:next w:val="664"/>
-    <w:link w:val="155"/>
+    <w:basedOn w:val="894"/>
+    <w:next w:val="894"/>
+    <w:link w:val="850"/>
     <w:uiPriority w:val="9"/>
     <w:unhideWhenUsed/>
     <w:qFormat/>
@@ -31937,11 +32100,11 @@
       <w:color w:val="595959" w:themeColor="text1" w:themeTint="A6"/>
     </w:rPr>
   </w:style>
-  <w:style w:type="paragraph" w:styleId="145">
+  <w:style w:type="paragraph" w:styleId="841">
     <w:name w:val="Heading 7"/>
-    <w:basedOn w:val="664"/>
-    <w:next w:val="664"/>
-    <w:link w:val="156"/>
+    <w:basedOn w:val="894"/>
+    <w:next w:val="894"/>
+    <w:link w:val="851"/>
     <w:uiPriority w:val="9"/>
     <w:unhideWhenUsed/>
     <w:qFormat/>
@@ -31958,11 +32121,11 @@
       <w:color w:val="595959" w:themeColor="text1" w:themeTint="A6"/>
     </w:rPr>
   </w:style>
-  <w:style w:type="paragraph" w:styleId="146">
+  <w:style w:type="paragraph" w:styleId="842">
     <w:name w:val="Heading 8"/>
-    <w:basedOn w:val="664"/>
-    <w:next w:val="664"/>
-    <w:link w:val="157"/>
+    <w:basedOn w:val="894"/>
+    <w:next w:val="894"/>
+    <w:link w:val="852"/>
     <w:uiPriority w:val="9"/>
     <w:unhideWhenUsed/>
     <w:qFormat/>
@@ -31981,11 +32144,11 @@
       <w:color w:val="272727" w:themeColor="text1" w:themeTint="D8"/>
     </w:rPr>
   </w:style>
-  <w:style w:type="paragraph" w:styleId="147">
+  <w:style w:type="paragraph" w:styleId="843">
     <w:name w:val="Heading 9"/>
-    <w:basedOn w:val="664"/>
-    <w:next w:val="664"/>
-    <w:link w:val="158"/>
+    <w:basedOn w:val="894"/>
+    <w:next w:val="894"/>
+    <w:link w:val="853"/>
     <w:uiPriority w:val="9"/>
     <w:unhideWhenUsed/>
     <w:qFormat/>
@@ -32004,7 +32167,7 @@
       <w:color w:val="272727" w:themeColor="text1" w:themeTint="D8"/>
     </w:rPr>
   </w:style>
-  <w:style w:type="character" w:styleId="148" w:default="1">
+  <w:style w:type="character" w:styleId="844" w:default="1">
     <w:name w:val="Default Paragraph Font"/>
     <w:uiPriority w:val="1"/>
     <w:semiHidden/>
@@ -32015,10 +32178,10 @@
       <w:ind/>
     </w:pPr>
   </w:style>
-  <w:style w:type="character" w:styleId="150">
+  <w:style w:type="character" w:styleId="845">
     <w:name w:val="Heading 1 Char"/>
-    <w:basedOn w:val="148"/>
-    <w:link w:val="139"/>
+    <w:basedOn w:val="844"/>
+    <w:link w:val="835"/>
     <w:uiPriority w:val="9"/>
     <w:pPr>
       <w:pBdr/>
@@ -32032,10 +32195,10 @@
       <w:szCs w:val="40"/>
     </w:rPr>
   </w:style>
-  <w:style w:type="character" w:styleId="151">
+  <w:style w:type="character" w:styleId="846">
     <w:name w:val="Heading 2 Char"/>
-    <w:basedOn w:val="148"/>
-    <w:link w:val="140"/>
+    <w:basedOn w:val="844"/>
+    <w:link w:val="836"/>
     <w:uiPriority w:val="9"/>
     <w:pPr>
       <w:pBdr/>
@@ -32049,10 +32212,10 @@
       <w:szCs w:val="32"/>
     </w:rPr>
   </w:style>
-  <w:style w:type="character" w:styleId="152">
+  <w:style w:type="character" w:styleId="847">
     <w:name w:val="Heading 3 Char"/>
-    <w:basedOn w:val="148"/>
-    <w:link w:val="141"/>
+    <w:basedOn w:val="844"/>
+    <w:link w:val="837"/>
     <w:uiPriority w:val="9"/>
     <w:pPr>
       <w:pBdr/>
@@ -32066,10 +32229,10 @@
       <w:szCs w:val="28"/>
     </w:rPr>
   </w:style>
-  <w:style w:type="character" w:styleId="153">
+  <w:style w:type="character" w:styleId="848">
     <w:name w:val="Heading 4 Char"/>
-    <w:basedOn w:val="148"/>
-    <w:link w:val="142"/>
+    <w:basedOn w:val="844"/>
+    <w:link w:val="838"/>
     <w:uiPriority w:val="9"/>
     <w:pPr>
       <w:pBdr/>
@@ -32083,10 +32246,10 @@
       <w:color w:val="0f4761" w:themeColor="accent1" w:themeShade="BF"/>
     </w:rPr>
   </w:style>
-  <w:style w:type="character" w:styleId="154">
+  <w:style w:type="character" w:styleId="849">
     <w:name w:val="Heading 5 Char"/>
-    <w:basedOn w:val="148"/>
-    <w:link w:val="143"/>
+    <w:basedOn w:val="844"/>
+    <w:link w:val="839"/>
     <w:uiPriority w:val="9"/>
     <w:pPr>
       <w:pBdr/>
@@ -32098,10 +32261,10 @@
       <w:color w:val="0f4761" w:themeColor="accent1" w:themeShade="BF"/>
     </w:rPr>
   </w:style>
-  <w:style w:type="character" w:styleId="155">
+  <w:style w:type="character" w:styleId="850">
     <w:name w:val="Heading 6 Char"/>
-    <w:basedOn w:val="148"/>
-    <w:link w:val="144"/>
+    <w:basedOn w:val="844"/>
+    <w:link w:val="840"/>
     <w:uiPriority w:val="9"/>
     <w:pPr>
       <w:pBdr/>
@@ -32115,10 +32278,10 @@
       <w:color w:val="595959" w:themeColor="text1" w:themeTint="A6"/>
     </w:rPr>
   </w:style>
-  <w:style w:type="character" w:styleId="156">
+  <w:style w:type="character" w:styleId="851">
     <w:name w:val="Heading 7 Char"/>
-    <w:basedOn w:val="148"/>
-    <w:link w:val="145"/>
+    <w:basedOn w:val="844"/>
+    <w:link w:val="841"/>
     <w:uiPriority w:val="9"/>
     <w:pPr>
       <w:pBdr/>
@@ -32130,10 +32293,10 @@
       <w:color w:val="595959" w:themeColor="text1" w:themeTint="A6"/>
     </w:rPr>
   </w:style>
-  <w:style w:type="character" w:styleId="157">
+  <w:style w:type="character" w:styleId="852">
     <w:name w:val="Heading 8 Char"/>
-    <w:basedOn w:val="148"/>
-    <w:link w:val="146"/>
+    <w:basedOn w:val="844"/>
+    <w:link w:val="842"/>
     <w:uiPriority w:val="9"/>
     <w:pPr>
       <w:pBdr/>
@@ -32147,10 +32310,10 @@
       <w:color w:val="272727" w:themeColor="text1" w:themeTint="D8"/>
     </w:rPr>
   </w:style>
-  <w:style w:type="character" w:styleId="158">
+  <w:style w:type="character" w:styleId="853">
     <w:name w:val="Heading 9 Char"/>
-    <w:basedOn w:val="148"/>
-    <w:link w:val="147"/>
+    <w:basedOn w:val="844"/>
+    <w:link w:val="843"/>
     <w:uiPriority w:val="9"/>
     <w:pPr>
       <w:pBdr/>
@@ -32164,11 +32327,11 @@
       <w:color w:val="272727" w:themeColor="text1" w:themeTint="D8"/>
     </w:rPr>
   </w:style>
-  <w:style w:type="paragraph" w:styleId="159">
+  <w:style w:type="paragraph" w:styleId="854">
     <w:name w:val="Title"/>
-    <w:basedOn w:val="664"/>
-    <w:next w:val="664"/>
-    <w:link w:val="160"/>
+    <w:basedOn w:val="894"/>
+    <w:next w:val="894"/>
+    <w:link w:val="855"/>
     <w:uiPriority w:val="10"/>
     <w:qFormat/>
     <w:pPr>
@@ -32184,10 +32347,10 @@
       <w:szCs w:val="56"/>
     </w:rPr>
   </w:style>
-  <w:style w:type="character" w:styleId="160">
+  <w:style w:type="character" w:styleId="855">
     <w:name w:val="Title Char"/>
-    <w:basedOn w:val="148"/>
-    <w:link w:val="159"/>
+    <w:basedOn w:val="844"/>
+    <w:link w:val="854"/>
     <w:uiPriority w:val="10"/>
     <w:pPr>
       <w:pBdr/>
@@ -32201,11 +32364,11 @@
       <w:szCs w:val="56"/>
     </w:rPr>
   </w:style>
-  <w:style w:type="paragraph" w:styleId="161">
+  <w:style w:type="paragraph" w:styleId="856">
     <w:name w:val="Subtitle"/>
-    <w:basedOn w:val="664"/>
-    <w:next w:val="664"/>
-    <w:link w:val="162"/>
+    <w:basedOn w:val="894"/>
+    <w:next w:val="894"/>
+    <w:link w:val="857"/>
     <w:uiPriority w:val="11"/>
     <w:qFormat/>
     <w:pPr>
@@ -32223,10 +32386,10 @@
       <w:szCs w:val="28"/>
     </w:rPr>
   </w:style>
-  <w:style w:type="character" w:styleId="162">
+  <w:style w:type="character" w:styleId="857">
     <w:name w:val="Subtitle Char"/>
-    <w:basedOn w:val="148"/>
-    <w:link w:val="161"/>
+    <w:basedOn w:val="844"/>
+    <w:link w:val="856"/>
     <w:uiPriority w:val="11"/>
     <w:pPr>
       <w:pBdr/>
@@ -32240,11 +32403,11 @@
       <w:szCs w:val="28"/>
     </w:rPr>
   </w:style>
-  <w:style w:type="paragraph" w:styleId="163">
+  <w:style w:type="paragraph" w:styleId="858">
     <w:name w:val="Quote"/>
-    <w:basedOn w:val="664"/>
-    <w:next w:val="664"/>
-    <w:link w:val="164"/>
+    <w:basedOn w:val="894"/>
+    <w:next w:val="894"/>
+    <w:link w:val="859"/>
     <w:uiPriority w:val="29"/>
     <w:qFormat/>
     <w:pPr>
@@ -32259,10 +32422,10 @@
       <w:color w:val="404040" w:themeColor="text1" w:themeTint="BF"/>
     </w:rPr>
   </w:style>
-  <w:style w:type="character" w:styleId="164">
+  <w:style w:type="character" w:styleId="859">
     <w:name w:val="Quote Char"/>
-    <w:basedOn w:val="148"/>
-    <w:link w:val="163"/>
+    <w:basedOn w:val="844"/>
+    <w:link w:val="858"/>
     <w:uiPriority w:val="29"/>
     <w:pPr>
       <w:pBdr/>
@@ -32275,9 +32438,9 @@
       <w:color w:val="404040" w:themeColor="text1" w:themeTint="BF"/>
     </w:rPr>
   </w:style>
-  <w:style w:type="character" w:styleId="166">
+  <w:style w:type="character" w:styleId="860">
     <w:name w:val="Intense Emphasis"/>
-    <w:basedOn w:val="148"/>
+    <w:basedOn w:val="844"/>
     <w:uiPriority w:val="21"/>
     <w:qFormat/>
     <w:pPr>
@@ -32291,11 +32454,11 @@
       <w:color w:val="0f4761" w:themeColor="accent1" w:themeShade="BF"/>
     </w:rPr>
   </w:style>
-  <w:style w:type="paragraph" w:styleId="167">
+  <w:style w:type="paragraph" w:styleId="861">
     <w:name w:val="Intense Quote"/>
-    <w:basedOn w:val="664"/>
-    <w:next w:val="664"/>
-    <w:link w:val="168"/>
+    <w:basedOn w:val="894"/>
+    <w:next w:val="894"/>
+    <w:link w:val="862"/>
     <w:uiPriority w:val="30"/>
     <w:qFormat/>
     <w:pPr>
@@ -32313,10 +32476,10 @@
       <w:color w:val="0f4761" w:themeColor="accent1" w:themeShade="BF"/>
     </w:rPr>
   </w:style>
-  <w:style w:type="character" w:styleId="168">
+  <w:style w:type="character" w:styleId="862">
     <w:name w:val="Intense Quote Char"/>
-    <w:basedOn w:val="148"/>
-    <w:link w:val="167"/>
+    <w:basedOn w:val="844"/>
+    <w:link w:val="861"/>
     <w:uiPriority w:val="30"/>
     <w:pPr>
       <w:pBdr/>
@@ -32329,9 +32492,9 @@
       <w:color w:val="0f4761" w:themeColor="accent1" w:themeShade="BF"/>
     </w:rPr>
   </w:style>
-  <w:style w:type="character" w:styleId="169">
+  <w:style w:type="character" w:styleId="863">
     <w:name w:val="Intense Reference"/>
-    <w:basedOn w:val="148"/>
+    <w:basedOn w:val="844"/>
     <w:uiPriority w:val="32"/>
     <w:qFormat/>
     <w:pPr>
@@ -32347,9 +32510,9 @@
       <w:spacing w:val="5"/>
     </w:rPr>
   </w:style>
-  <w:style w:type="character" w:styleId="171">
+  <w:style w:type="character" w:styleId="864">
     <w:name w:val="Subtle Emphasis"/>
-    <w:basedOn w:val="148"/>
+    <w:basedOn w:val="844"/>
     <w:uiPriority w:val="19"/>
     <w:qFormat/>
     <w:pPr>
@@ -32363,9 +32526,9 @@
       <w:color w:val="404040" w:themeColor="text1" w:themeTint="BF"/>
     </w:rPr>
   </w:style>
-  <w:style w:type="character" w:styleId="172">
+  <w:style w:type="character" w:styleId="865">
     <w:name w:val="Emphasis"/>
-    <w:basedOn w:val="148"/>
+    <w:basedOn w:val="844"/>
     <w:uiPriority w:val="20"/>
     <w:qFormat/>
     <w:pPr>
@@ -32378,9 +32541,9 @@
       <w:iCs/>
     </w:rPr>
   </w:style>
-  <w:style w:type="character" w:styleId="173">
+  <w:style w:type="character" w:styleId="866">
     <w:name w:val="Strong"/>
-    <w:basedOn w:val="148"/>
+    <w:basedOn w:val="844"/>
     <w:uiPriority w:val="22"/>
     <w:qFormat/>
     <w:pPr>
@@ -32393,9 +32556,9 @@
       <w:bCs/>
     </w:rPr>
   </w:style>
-  <w:style w:type="character" w:styleId="174">
+  <w:style w:type="character" w:styleId="867">
     <w:name w:val="Subtle Reference"/>
-    <w:basedOn w:val="148"/>
+    <w:basedOn w:val="844"/>
     <w:uiPriority w:val="31"/>
     <w:qFormat/>
     <w:pPr>
@@ -32408,9 +32571,9 @@
       <w:color w:val="5a5a5a" w:themeColor="text1" w:themeTint="A5"/>
     </w:rPr>
   </w:style>
-  <w:style w:type="character" w:styleId="175">
+  <w:style w:type="character" w:styleId="868">
     <w:name w:val="Book Title"/>
-    <w:basedOn w:val="148"/>
+    <w:basedOn w:val="844"/>
     <w:uiPriority w:val="33"/>
     <w:qFormat/>
     <w:pPr>
@@ -32426,10 +32589,10 @@
       <w:spacing w:val="5"/>
     </w:rPr>
   </w:style>
-  <w:style w:type="paragraph" w:styleId="176">
+  <w:style w:type="paragraph" w:styleId="869">
     <w:name w:val="Header"/>
-    <w:basedOn w:val="664"/>
-    <w:link w:val="177"/>
+    <w:basedOn w:val="894"/>
+    <w:link w:val="870"/>
     <w:uiPriority w:val="99"/>
     <w:unhideWhenUsed/>
     <w:pPr>
@@ -32442,10 +32605,10 @@
       <w:ind/>
     </w:pPr>
   </w:style>
-  <w:style w:type="character" w:styleId="177">
+  <w:style w:type="character" w:styleId="870">
     <w:name w:val="Header Char"/>
-    <w:basedOn w:val="148"/>
-    <w:link w:val="176"/>
+    <w:basedOn w:val="844"/>
+    <w:link w:val="869"/>
     <w:uiPriority w:val="99"/>
     <w:pPr>
       <w:pBdr/>
@@ -32453,10 +32616,10 @@
       <w:ind/>
     </w:pPr>
   </w:style>
-  <w:style w:type="paragraph" w:styleId="178">
+  <w:style w:type="paragraph" w:styleId="871">
     <w:name w:val="Footer"/>
-    <w:basedOn w:val="664"/>
-    <w:link w:val="179"/>
+    <w:basedOn w:val="894"/>
+    <w:link w:val="872"/>
     <w:uiPriority w:val="99"/>
     <w:unhideWhenUsed/>
     <w:pPr>
@@ -32469,10 +32632,10 @@
       <w:ind/>
     </w:pPr>
   </w:style>
-  <w:style w:type="character" w:styleId="179">
+  <w:style w:type="character" w:styleId="872">
     <w:name w:val="Footer Char"/>
-    <w:basedOn w:val="148"/>
-    <w:link w:val="178"/>
+    <w:basedOn w:val="844"/>
+    <w:link w:val="871"/>
     <w:uiPriority w:val="99"/>
     <w:pPr>
       <w:pBdr/>
@@ -32480,10 +32643,10 @@
       <w:ind/>
     </w:pPr>
   </w:style>
-  <w:style w:type="paragraph" w:styleId="180">
+  <w:style w:type="paragraph" w:styleId="873">
     <w:name w:val="Caption"/>
-    <w:basedOn w:val="664"/>
-    <w:next w:val="664"/>
+    <w:basedOn w:val="894"/>
+    <w:next w:val="894"/>
     <w:uiPriority w:val="35"/>
     <w:unhideWhenUsed/>
     <w:qFormat/>
@@ -32500,10 +32663,10 @@
       <w:szCs w:val="18"/>
     </w:rPr>
   </w:style>
-  <w:style w:type="paragraph" w:styleId="181">
+  <w:style w:type="paragraph" w:styleId="874">
     <w:name w:val="footnote text"/>
-    <w:basedOn w:val="664"/>
-    <w:link w:val="182"/>
+    <w:basedOn w:val="894"/>
+    <w:link w:val="875"/>
     <w:uiPriority w:val="99"/>
     <w:semiHidden/>
     <w:unhideWhenUsed/>
@@ -32517,10 +32680,10 @@
       <w:szCs w:val="20"/>
     </w:rPr>
   </w:style>
-  <w:style w:type="character" w:styleId="182">
+  <w:style w:type="character" w:styleId="875">
     <w:name w:val="Footnote Text Char"/>
-    <w:basedOn w:val="148"/>
-    <w:link w:val="181"/>
+    <w:basedOn w:val="844"/>
+    <w:link w:val="874"/>
     <w:uiPriority w:val="99"/>
     <w:semiHidden/>
     <w:pPr>
@@ -32533,9 +32696,9 @@
       <w:szCs w:val="20"/>
     </w:rPr>
   </w:style>
-  <w:style w:type="character" w:styleId="183">
+  <w:style w:type="character" w:styleId="876">
     <w:name w:val="footnote reference"/>
-    <w:basedOn w:val="148"/>
+    <w:basedOn w:val="844"/>
     <w:uiPriority w:val="99"/>
     <w:semiHidden/>
     <w:unhideWhenUsed/>
@@ -32548,10 +32711,10 @@
       <w:vertAlign w:val="superscript"/>
     </w:rPr>
   </w:style>
-  <w:style w:type="paragraph" w:styleId="184">
+  <w:style w:type="paragraph" w:styleId="877">
     <w:name w:val="endnote text"/>
-    <w:basedOn w:val="664"/>
-    <w:link w:val="185"/>
+    <w:basedOn w:val="894"/>
+    <w:link w:val="878"/>
     <w:uiPriority w:val="99"/>
     <w:semiHidden/>
     <w:unhideWhenUsed/>
@@ -32565,10 +32728,10 @@
       <w:szCs w:val="20"/>
     </w:rPr>
   </w:style>
-  <w:style w:type="character" w:styleId="185">
+  <w:style w:type="character" w:styleId="878">
     <w:name w:val="Endnote Text Char"/>
-    <w:basedOn w:val="148"/>
-    <w:link w:val="184"/>
+    <w:basedOn w:val="844"/>
+    <w:link w:val="877"/>
     <w:uiPriority w:val="99"/>
     <w:semiHidden/>
     <w:pPr>
@@ -32581,9 +32744,9 @@
       <w:szCs w:val="20"/>
     </w:rPr>
   </w:style>
-  <w:style w:type="character" w:styleId="186">
+  <w:style w:type="character" w:styleId="879">
     <w:name w:val="endnote reference"/>
-    <w:basedOn w:val="148"/>
+    <w:basedOn w:val="844"/>
     <w:uiPriority w:val="99"/>
     <w:semiHidden/>
     <w:unhideWhenUsed/>
@@ -32596,9 +32759,9 @@
       <w:vertAlign w:val="superscript"/>
     </w:rPr>
   </w:style>
-  <w:style w:type="character" w:styleId="187">
+  <w:style w:type="character" w:styleId="880">
     <w:name w:val="Hyperlink"/>
-    <w:basedOn w:val="148"/>
+    <w:basedOn w:val="844"/>
     <w:uiPriority w:val="99"/>
     <w:unhideWhenUsed/>
     <w:pPr>
@@ -32611,9 +32774,9 @@
       <w:u w:val="single"/>
     </w:rPr>
   </w:style>
-  <w:style w:type="character" w:styleId="188">
+  <w:style w:type="character" w:styleId="881">
     <w:name w:val="FollowedHyperlink"/>
-    <w:basedOn w:val="148"/>
+    <w:basedOn w:val="844"/>
     <w:uiPriority w:val="99"/>
     <w:semiHidden/>
     <w:unhideWhenUsed/>
@@ -32627,10 +32790,10 @@
       <w:u w:val="single"/>
     </w:rPr>
   </w:style>
-  <w:style w:type="paragraph" w:styleId="189">
+  <w:style w:type="paragraph" w:styleId="882">
     <w:name w:val="toc 1"/>
-    <w:basedOn w:val="664"/>
-    <w:next w:val="664"/>
+    <w:basedOn w:val="894"/>
+    <w:next w:val="894"/>
     <w:uiPriority w:val="39"/>
     <w:unhideWhenUsed/>
     <w:pPr>
@@ -32639,10 +32802,10 @@
       <w:ind/>
     </w:pPr>
   </w:style>
-  <w:style w:type="paragraph" w:styleId="190">
+  <w:style w:type="paragraph" w:styleId="883">
     <w:name w:val="toc 2"/>
-    <w:basedOn w:val="664"/>
-    <w:next w:val="664"/>
+    <w:basedOn w:val="894"/>
+    <w:next w:val="894"/>
     <w:uiPriority w:val="39"/>
     <w:unhideWhenUsed/>
     <w:pPr>
@@ -32651,10 +32814,10 @@
       <w:ind w:left="220"/>
     </w:pPr>
   </w:style>
-  <w:style w:type="paragraph" w:styleId="191">
+  <w:style w:type="paragraph" w:styleId="884">
     <w:name w:val="toc 3"/>
-    <w:basedOn w:val="664"/>
-    <w:next w:val="664"/>
+    <w:basedOn w:val="894"/>
+    <w:next w:val="894"/>
     <w:uiPriority w:val="39"/>
     <w:unhideWhenUsed/>
     <w:pPr>
@@ -32663,10 +32826,10 @@
       <w:ind w:left="440"/>
     </w:pPr>
   </w:style>
-  <w:style w:type="paragraph" w:styleId="192">
+  <w:style w:type="paragraph" w:styleId="885">
     <w:name w:val="toc 4"/>
-    <w:basedOn w:val="664"/>
-    <w:next w:val="664"/>
+    <w:basedOn w:val="894"/>
+    <w:next w:val="894"/>
     <w:uiPriority w:val="39"/>
     <w:unhideWhenUsed/>
     <w:pPr>
@@ -32675,10 +32838,10 @@
       <w:ind w:left="660"/>
     </w:pPr>
   </w:style>
-  <w:style w:type="paragraph" w:styleId="193">
+  <w:style w:type="paragraph" w:styleId="886">
     <w:name w:val="toc 5"/>
-    <w:basedOn w:val="664"/>
-    <w:next w:val="664"/>
+    <w:basedOn w:val="894"/>
+    <w:next w:val="894"/>
     <w:uiPriority w:val="39"/>
     <w:unhideWhenUsed/>
     <w:pPr>
@@ -32687,10 +32850,10 @@
       <w:ind w:left="880"/>
     </w:pPr>
   </w:style>
-  <w:style w:type="paragraph" w:styleId="194">
+  <w:style w:type="paragraph" w:styleId="887">
     <w:name w:val="toc 6"/>
-    <w:basedOn w:val="664"/>
-    <w:next w:val="664"/>
+    <w:basedOn w:val="894"/>
+    <w:next w:val="894"/>
     <w:uiPriority w:val="39"/>
     <w:unhideWhenUsed/>
     <w:pPr>
@@ -32699,10 +32862,10 @@
       <w:ind w:left="1100"/>
     </w:pPr>
   </w:style>
-  <w:style w:type="paragraph" w:styleId="195">
+  <w:style w:type="paragraph" w:styleId="888">
     <w:name w:val="toc 7"/>
-    <w:basedOn w:val="664"/>
-    <w:next w:val="664"/>
+    <w:basedOn w:val="894"/>
+    <w:next w:val="894"/>
     <w:uiPriority w:val="39"/>
     <w:unhideWhenUsed/>
     <w:pPr>
@@ -32711,10 +32874,10 @@
       <w:ind w:left="1320"/>
     </w:pPr>
   </w:style>
-  <w:style w:type="paragraph" w:styleId="196">
+  <w:style w:type="paragraph" w:styleId="889">
     <w:name w:val="toc 8"/>
-    <w:basedOn w:val="664"/>
-    <w:next w:val="664"/>
+    <w:basedOn w:val="894"/>
+    <w:next w:val="894"/>
     <w:uiPriority w:val="39"/>
     <w:unhideWhenUsed/>
     <w:pPr>
@@ -32723,10 +32886,10 @@
       <w:ind w:left="1540"/>
     </w:pPr>
   </w:style>
-  <w:style w:type="paragraph" w:styleId="197">
+  <w:style w:type="paragraph" w:styleId="890">
     <w:name w:val="toc 9"/>
-    <w:basedOn w:val="664"/>
-    <w:next w:val="664"/>
+    <w:basedOn w:val="894"/>
+    <w:next w:val="894"/>
     <w:uiPriority w:val="39"/>
     <w:unhideWhenUsed/>
     <w:pPr>
@@ -32735,9 +32898,9 @@
       <w:ind w:left="1760"/>
     </w:pPr>
   </w:style>
-  <w:style w:type="character" w:styleId="198">
+  <w:style w:type="character" w:styleId="891">
     <w:name w:val="Placeholder Text"/>
-    <w:basedOn w:val="148"/>
+    <w:basedOn w:val="844"/>
     <w:uiPriority w:val="99"/>
     <w:semiHidden/>
     <w:pPr>
@@ -32749,7 +32912,7 @@
       <w:color w:val="666666"/>
     </w:rPr>
   </w:style>
-  <w:style w:type="paragraph" w:styleId="208">
+  <w:style w:type="paragraph" w:styleId="892">
     <w:name w:val="TOC Heading"/>
     <w:uiPriority w:val="39"/>
     <w:unhideWhenUsed/>
@@ -32759,10 +32922,10 @@
       <w:ind/>
     </w:pPr>
   </w:style>
-  <w:style w:type="paragraph" w:styleId="209">
+  <w:style w:type="paragraph" w:styleId="893">
     <w:name w:val="table of figures"/>
-    <w:basedOn w:val="664"/>
-    <w:next w:val="664"/>
+    <w:basedOn w:val="894"/>
+    <w:next w:val="894"/>
     <w:uiPriority w:val="99"/>
     <w:unhideWhenUsed/>
     <w:pPr>
@@ -32771,7 +32934,7 @@
       <w:ind/>
     </w:pPr>
   </w:style>
-  <w:style w:type="paragraph" w:styleId="664" w:default="1">
+  <w:style w:type="paragraph" w:styleId="894" w:default="1">
     <w:name w:val="Normal"/>
     <w:qFormat/>
     <w:pPr>
@@ -32780,7 +32943,7 @@
       <w:ind/>
     </w:pPr>
   </w:style>
-  <w:style w:type="table" w:styleId="665" w:default="1">
+  <w:style w:type="table" w:styleId="895" w:default="1">
     <w:name w:val="Normal Table"/>
     <w:uiPriority w:val="99"/>
     <w:semiHidden/>
@@ -32973,7 +33136,7 @@
       </w:tcPr>
     </w:tblStylePr>
   </w:style>
-  <w:style w:type="numbering" w:styleId="666" w:default="1">
+  <w:style w:type="numbering" w:styleId="896" w:default="1">
     <w:name w:val="No List"/>
     <w:uiPriority w:val="99"/>
     <w:semiHidden/>
@@ -32984,9 +33147,9 @@
       <w:ind/>
     </w:pPr>
   </w:style>
-  <w:style w:type="paragraph" w:styleId="667">
+  <w:style w:type="paragraph" w:styleId="897">
     <w:name w:val="No Spacing"/>
-    <w:basedOn w:val="664"/>
+    <w:basedOn w:val="894"/>
     <w:uiPriority w:val="1"/>
     <w:qFormat/>
     <w:pPr>
@@ -32995,9 +33158,9 @@
       <w:ind/>
     </w:pPr>
   </w:style>
-  <w:style w:type="paragraph" w:styleId="668">
+  <w:style w:type="paragraph" w:styleId="898">
     <w:name w:val="List Paragraph"/>
-    <w:basedOn w:val="664"/>
+    <w:basedOn w:val="894"/>
     <w:uiPriority w:val="34"/>
     <w:qFormat/>
     <w:pPr>
